--- a/thesis/BaoCaoDoAn2_LeQuangHuy_223571.docx
+++ b/thesis/BaoCaoDoAn2_LeQuangHuy_223571.docx
@@ -30822,6 +30822,7 @@
     <w:p>
       <w:pPr>
         <w:pStyle w:val="Heading3"/>
+        <w:jc w:val="both"/>
         <w:rPr>
           <w:lang w:val="vi-VN"/>
         </w:rPr>
@@ -30863,6 +30864,7 @@
           </w:tcPr>
           <w:p>
             <w:pPr>
+              <w:jc w:val="both"/>
               <w:rPr>
                 <w:b/>
                 <w:bCs/>
@@ -30884,6 +30886,7 @@
           </w:tcPr>
           <w:p>
             <w:pPr>
+              <w:jc w:val="both"/>
               <w:rPr>
                 <w:b/>
                 <w:bCs/>
@@ -30909,6 +30912,9 @@
             <w:hideMark/>
           </w:tcPr>
           <w:p>
+            <w:pPr>
+              <w:jc w:val="both"/>
+            </w:pPr>
             <w:r>
               <w:t>CPU</w:t>
             </w:r>
@@ -30920,6 +30926,9 @@
             <w:hideMark/>
           </w:tcPr>
           <w:p>
+            <w:pPr>
+              <w:jc w:val="both"/>
+            </w:pPr>
             <w:r>
               <w:t>Intel Core i5-</w:t>
             </w:r>
@@ -30966,6 +30975,9 @@
             <w:hideMark/>
           </w:tcPr>
           <w:p>
+            <w:pPr>
+              <w:jc w:val="both"/>
+            </w:pPr>
             <w:r>
               <w:t>RAM</w:t>
             </w:r>
@@ -30978,6 +30990,7 @@
           </w:tcPr>
           <w:p>
             <w:pPr>
+              <w:jc w:val="both"/>
               <w:rPr>
                 <w:lang w:val="vi-VN"/>
               </w:rPr>
@@ -31001,6 +31014,9 @@
             <w:hideMark/>
           </w:tcPr>
           <w:p>
+            <w:pPr>
+              <w:jc w:val="both"/>
+            </w:pPr>
             <w:r>
               <w:t>Ổ cứng</w:t>
             </w:r>
@@ -31012,6 +31028,9 @@
             <w:hideMark/>
           </w:tcPr>
           <w:p>
+            <w:pPr>
+              <w:jc w:val="both"/>
+            </w:pPr>
             <w:r>
               <w:t xml:space="preserve">SSD 512 GB </w:t>
             </w:r>
@@ -31028,6 +31047,9 @@
             <w:hideMark/>
           </w:tcPr>
           <w:p>
+            <w:pPr>
+              <w:jc w:val="both"/>
+            </w:pPr>
             <w:r>
               <w:t>Kết nối mạng</w:t>
             </w:r>
@@ -31041,6 +31063,7 @@
           <w:p>
             <w:pPr>
               <w:keepNext/>
+              <w:jc w:val="both"/>
               <w:rPr>
                 <w:lang w:val="vi-VN"/>
               </w:rPr>
@@ -31083,6 +31106,7 @@
     <w:p>
       <w:pPr>
         <w:pStyle w:val="Heading3"/>
+        <w:jc w:val="both"/>
       </w:pPr>
       <w:r>
         <w:rPr>
@@ -31099,6 +31123,7 @@
     <w:p>
       <w:pPr>
         <w:ind w:left="720"/>
+        <w:jc w:val="both"/>
       </w:pPr>
       <w:r>
         <w:rPr>
@@ -31114,6 +31139,7 @@
     <w:p>
       <w:pPr>
         <w:ind w:left="720"/>
+        <w:jc w:val="both"/>
       </w:pPr>
       <w:r>
         <w:rPr>
@@ -31129,6 +31155,7 @@
     <w:p>
       <w:pPr>
         <w:ind w:left="720"/>
+        <w:jc w:val="both"/>
       </w:pPr>
       <w:r>
         <w:rPr>
@@ -31144,6 +31171,7 @@
     <w:p>
       <w:pPr>
         <w:ind w:left="720"/>
+        <w:jc w:val="both"/>
       </w:pPr>
       <w:r>
         <w:rPr>
@@ -31156,6 +31184,7 @@
     <w:p>
       <w:pPr>
         <w:ind w:left="1440"/>
+        <w:jc w:val="both"/>
       </w:pPr>
       <w:r>
         <w:t>Llama 3.3 (70B) qua Groq API – Text Generation, Semantic Mapping.</w:t>
@@ -31164,6 +31193,7 @@
     <w:p>
       <w:pPr>
         <w:ind w:left="1440"/>
+        <w:jc w:val="both"/>
         <w:rPr>
           <w:lang w:val="fr-FR"/>
         </w:rPr>
@@ -31178,6 +31208,7 @@
     <w:p>
       <w:pPr>
         <w:ind w:left="1440"/>
+        <w:jc w:val="both"/>
       </w:pPr>
       <w:r>
         <w:t>Jina Embeddings v3 qua Jina API – Schema Canonicalization &amp; Deduplication.</w:t>
@@ -31186,6 +31217,7 @@
     <w:p>
       <w:pPr>
         <w:ind w:left="720"/>
+        <w:jc w:val="both"/>
         <w:rPr>
           <w:lang w:val="vi-VN"/>
         </w:rPr>
@@ -31204,6 +31236,7 @@
     <w:p>
       <w:pPr>
         <w:pStyle w:val="Heading2"/>
+        <w:jc w:val="both"/>
       </w:pPr>
       <w:bookmarkStart w:id="170" w:name="_Toc225019889"/>
       <w:r>
@@ -31212,12 +31245,16 @@
       <w:bookmarkEnd w:id="170"/>
     </w:p>
     <w:p>
+      <w:pPr>
+        <w:jc w:val="both"/>
+      </w:pPr>
       <w:r>
         <w:t>Hệ thống được thiết kế để xử lý 4 loại tình huống cốt lõi của người dùng.</w:t>
       </w:r>
     </w:p>
     <w:p>
       <w:pPr>
+        <w:jc w:val="both"/>
         <w:rPr>
           <w:b/>
           <w:bCs/>
@@ -31234,6 +31271,7 @@
     <w:p>
       <w:pPr>
         <w:ind w:left="720"/>
+        <w:jc w:val="both"/>
       </w:pPr>
       <w:r>
         <w:rPr>
@@ -31249,6 +31287,7 @@
     <w:p>
       <w:pPr>
         <w:ind w:left="720"/>
+        <w:jc w:val="both"/>
       </w:pPr>
       <w:r>
         <w:rPr>
@@ -31261,6 +31300,7 @@
     <w:p>
       <w:pPr>
         <w:ind w:left="1440"/>
+        <w:jc w:val="both"/>
       </w:pPr>
       <w:r>
         <w:t>Hệ thống query Neo4j và nhận được dữ liệu 16 vi chất thành công.</w:t>
@@ -31269,6 +31309,7 @@
     <w:p>
       <w:pPr>
         <w:ind w:left="1440"/>
+        <w:jc w:val="both"/>
       </w:pPr>
       <w:r>
         <w:t>LLM tổng hợp các Triple (ví dụ: thịt bò → làm trầm trọng → suy thận).</w:t>
@@ -31277,6 +31318,7 @@
     <w:p>
       <w:pPr>
         <w:ind w:left="1440"/>
+        <w:jc w:val="both"/>
       </w:pPr>
       <w:r>
         <w:lastRenderedPageBreak/>
@@ -31286,6 +31328,7 @@
     <w:p>
       <w:pPr>
         <w:ind w:left="720"/>
+        <w:jc w:val="both"/>
       </w:pPr>
       <w:r>
         <w:rPr>
@@ -31317,6 +31360,7 @@
     </w:p>
     <w:p>
       <w:pPr>
+        <w:jc w:val="both"/>
         <w:rPr>
           <w:b/>
           <w:bCs/>
@@ -31333,6 +31377,7 @@
     <w:p>
       <w:pPr>
         <w:ind w:left="720"/>
+        <w:jc w:val="both"/>
       </w:pPr>
       <w:r>
         <w:rPr>
@@ -31348,6 +31393,7 @@
     <w:p>
       <w:pPr>
         <w:ind w:left="720"/>
+        <w:jc w:val="both"/>
       </w:pPr>
       <w:r>
         <w:rPr>
@@ -31369,6 +31415,7 @@
     <w:p>
       <w:pPr>
         <w:ind w:left="720"/>
+        <w:jc w:val="both"/>
       </w:pPr>
       <w:r>
         <w:rPr>
@@ -31400,6 +31447,7 @@
     </w:p>
     <w:p>
       <w:pPr>
+        <w:jc w:val="both"/>
         <w:rPr>
           <w:b/>
           <w:bCs/>
@@ -31416,6 +31464,7 @@
     <w:p>
       <w:pPr>
         <w:ind w:left="720"/>
+        <w:jc w:val="both"/>
       </w:pPr>
       <w:r>
         <w:rPr>
@@ -31431,6 +31480,7 @@
     <w:p>
       <w:pPr>
         <w:ind w:left="720"/>
+        <w:jc w:val="both"/>
       </w:pPr>
       <w:r>
         <w:rPr>
@@ -31446,6 +31496,7 @@
     <w:p>
       <w:pPr>
         <w:ind w:left="720"/>
+        <w:jc w:val="both"/>
       </w:pPr>
       <w:r>
         <w:rPr>
@@ -31483,6 +31534,7 @@
     </w:p>
     <w:p>
       <w:pPr>
+        <w:jc w:val="both"/>
         <w:rPr>
           <w:b/>
           <w:bCs/>
@@ -31499,6 +31551,7 @@
     <w:p>
       <w:pPr>
         <w:ind w:left="720"/>
+        <w:jc w:val="both"/>
       </w:pPr>
       <w:r>
         <w:rPr>
@@ -31520,6 +31573,7 @@
     <w:p>
       <w:pPr>
         <w:ind w:left="720"/>
+        <w:jc w:val="both"/>
       </w:pPr>
       <w:r>
         <w:rPr>
@@ -31548,6 +31602,7 @@
     <w:p>
       <w:pPr>
         <w:ind w:left="720"/>
+        <w:jc w:val="both"/>
         <w:rPr>
           <w:lang w:val="vi-VN"/>
         </w:rPr>
@@ -31589,6 +31644,7 @@
     <w:p>
       <w:pPr>
         <w:pStyle w:val="Heading2"/>
+        <w:jc w:val="both"/>
         <w:rPr>
           <w:lang w:val="vi-VN"/>
         </w:rPr>
@@ -31606,6 +31662,7 @@
     <w:p>
       <w:pPr>
         <w:pStyle w:val="Heading3"/>
+        <w:jc w:val="both"/>
         <w:rPr>
           <w:lang w:val="vi-VN"/>
         </w:rPr>
@@ -31626,6 +31683,9 @@
       <w:bookmarkEnd w:id="172"/>
     </w:p>
     <w:p>
+      <w:pPr>
+        <w:jc w:val="both"/>
+      </w:pPr>
       <w:r>
         <w:rPr>
           <w:b/>
@@ -31668,6 +31728,7 @@
           </w:tcPr>
           <w:p>
             <w:pPr>
+              <w:jc w:val="both"/>
               <w:rPr>
                 <w:b/>
                 <w:bCs/>
@@ -31689,6 +31750,7 @@
           </w:tcPr>
           <w:p>
             <w:pPr>
+              <w:jc w:val="both"/>
               <w:rPr>
                 <w:b/>
                 <w:bCs/>
@@ -31710,6 +31772,7 @@
           </w:tcPr>
           <w:p>
             <w:pPr>
+              <w:jc w:val="both"/>
               <w:rPr>
                 <w:b/>
                 <w:bCs/>
@@ -31731,6 +31794,7 @@
           </w:tcPr>
           <w:p>
             <w:pPr>
+              <w:jc w:val="both"/>
               <w:rPr>
                 <w:b/>
                 <w:bCs/>
@@ -31753,6 +31817,9 @@
             <w:hideMark/>
           </w:tcPr>
           <w:p>
+            <w:pPr>
+              <w:jc w:val="both"/>
+            </w:pPr>
             <w:r>
               <w:t>Truy vấn Neo4j (Cypher)</w:t>
             </w:r>
@@ -31764,6 +31831,9 @@
             <w:hideMark/>
           </w:tcPr>
           <w:p>
+            <w:pPr>
+              <w:jc w:val="both"/>
+            </w:pPr>
             <w:r>
               <w:t>48 ms</w:t>
             </w:r>
@@ -31775,6 +31845,9 @@
             <w:hideMark/>
           </w:tcPr>
           <w:p>
+            <w:pPr>
+              <w:jc w:val="both"/>
+            </w:pPr>
             <w:r>
               <w:t>72 ms</w:t>
             </w:r>
@@ -31786,6 +31859,9 @@
             <w:hideMark/>
           </w:tcPr>
           <w:p>
+            <w:pPr>
+              <w:jc w:val="both"/>
+            </w:pPr>
             <w:r>
               <w:t>110 ms</w:t>
             </w:r>
@@ -31799,6 +31875,9 @@
             <w:hideMark/>
           </w:tcPr>
           <w:p>
+            <w:pPr>
+              <w:jc w:val="both"/>
+            </w:pPr>
             <w:r>
               <w:t>Semantic Mapping (Groq LLM)</w:t>
             </w:r>
@@ -31810,6 +31889,9 @@
             <w:hideMark/>
           </w:tcPr>
           <w:p>
+            <w:pPr>
+              <w:jc w:val="both"/>
+            </w:pPr>
             <w:r>
               <w:t>310 ms</w:t>
             </w:r>
@@ -31821,6 +31903,9 @@
             <w:hideMark/>
           </w:tcPr>
           <w:p>
+            <w:pPr>
+              <w:jc w:val="both"/>
+            </w:pPr>
             <w:r>
               <w:t>520 ms</w:t>
             </w:r>
@@ -31832,6 +31917,9 @@
             <w:hideMark/>
           </w:tcPr>
           <w:p>
+            <w:pPr>
+              <w:jc w:val="both"/>
+            </w:pPr>
             <w:r>
               <w:t>720 ms</w:t>
             </w:r>
@@ -31845,6 +31933,9 @@
             <w:hideMark/>
           </w:tcPr>
           <w:p>
+            <w:pPr>
+              <w:jc w:val="both"/>
+            </w:pPr>
             <w:r>
               <w:t>Nhận diện ảnh – Vision AI</w:t>
             </w:r>
@@ -31856,6 +31947,9 @@
             <w:hideMark/>
           </w:tcPr>
           <w:p>
+            <w:pPr>
+              <w:jc w:val="both"/>
+            </w:pPr>
             <w:r>
               <w:t>890 ms</w:t>
             </w:r>
@@ -31867,6 +31961,9 @@
             <w:hideMark/>
           </w:tcPr>
           <w:p>
+            <w:pPr>
+              <w:jc w:val="both"/>
+            </w:pPr>
             <w:r>
               <w:t>1.350 ms</w:t>
             </w:r>
@@ -31878,6 +31975,9 @@
             <w:hideMark/>
           </w:tcPr>
           <w:p>
+            <w:pPr>
+              <w:jc w:val="both"/>
+            </w:pPr>
             <w:r>
               <w:t>1.820 ms</w:t>
             </w:r>
@@ -31891,6 +31991,9 @@
             <w:hideMark/>
           </w:tcPr>
           <w:p>
+            <w:pPr>
+              <w:jc w:val="both"/>
+            </w:pPr>
             <w:r>
               <w:t>Sinh lời khuyên – LLM Generation</w:t>
             </w:r>
@@ -31902,6 +32005,9 @@
             <w:hideMark/>
           </w:tcPr>
           <w:p>
+            <w:pPr>
+              <w:jc w:val="both"/>
+            </w:pPr>
             <w:r>
               <w:t>980 ms</w:t>
             </w:r>
@@ -31913,6 +32019,9 @@
             <w:hideMark/>
           </w:tcPr>
           <w:p>
+            <w:pPr>
+              <w:jc w:val="both"/>
+            </w:pPr>
             <w:r>
               <w:t>1.480 ms</w:t>
             </w:r>
@@ -31924,6 +32033,9 @@
             <w:hideMark/>
           </w:tcPr>
           <w:p>
+            <w:pPr>
+              <w:jc w:val="both"/>
+            </w:pPr>
             <w:r>
               <w:t>2.100 ms</w:t>
             </w:r>
@@ -31937,6 +32049,9 @@
             <w:hideMark/>
           </w:tcPr>
           <w:p>
+            <w:pPr>
+              <w:jc w:val="both"/>
+            </w:pPr>
             <w:r>
               <w:rPr>
                 <w:b/>
@@ -31952,6 +32067,9 @@
             <w:hideMark/>
           </w:tcPr>
           <w:p>
+            <w:pPr>
+              <w:jc w:val="both"/>
+            </w:pPr>
             <w:r>
               <w:rPr>
                 <w:b/>
@@ -31967,6 +32085,9 @@
             <w:hideMark/>
           </w:tcPr>
           <w:p>
+            <w:pPr>
+              <w:jc w:val="both"/>
+            </w:pPr>
             <w:r>
               <w:rPr>
                 <w:b/>
@@ -31984,6 +32105,7 @@
           <w:p>
             <w:pPr>
               <w:keepNext/>
+              <w:jc w:val="both"/>
             </w:pPr>
             <w:r>
               <w:rPr>
@@ -32035,6 +32157,9 @@
       <w:bookmarkEnd w:id="174"/>
     </w:p>
     <w:p>
+      <w:pPr>
+        <w:jc w:val="both"/>
+      </w:pPr>
       <w:r>
         <w:t>Nhận xét: Thông số trên được đo qua 50 truy vấn thực tế</w:t>
       </w:r>
@@ -32069,6 +32194,7 @@
     <w:p>
       <w:pPr>
         <w:pStyle w:val="Heading3"/>
+        <w:jc w:val="both"/>
         <w:rPr>
           <w:lang w:val="vi-VN"/>
         </w:rPr>
@@ -32090,6 +32216,7 @@
     </w:p>
     <w:p>
       <w:pPr>
+        <w:jc w:val="both"/>
         <w:rPr>
           <w:lang w:val="vi-VN"/>
         </w:rPr>
@@ -32127,6 +32254,7 @@
           </w:tcPr>
           <w:p>
             <w:pPr>
+              <w:jc w:val="both"/>
               <w:rPr>
                 <w:b/>
                 <w:bCs/>
@@ -32148,6 +32276,7 @@
           </w:tcPr>
           <w:p>
             <w:pPr>
+              <w:jc w:val="both"/>
               <w:rPr>
                 <w:b/>
                 <w:bCs/>
@@ -32169,6 +32298,7 @@
           </w:tcPr>
           <w:p>
             <w:pPr>
+              <w:jc w:val="both"/>
               <w:rPr>
                 <w:b/>
                 <w:bCs/>
@@ -32190,6 +32320,7 @@
           </w:tcPr>
           <w:p>
             <w:pPr>
+              <w:jc w:val="both"/>
               <w:rPr>
                 <w:b/>
                 <w:bCs/>
@@ -32212,6 +32343,9 @@
             <w:hideMark/>
           </w:tcPr>
           <w:p>
+            <w:pPr>
+              <w:jc w:val="both"/>
+            </w:pPr>
             <w:r>
               <w:t>Món chính (cơm, phở, bún...)</w:t>
             </w:r>
@@ -32223,6 +32357,9 @@
             <w:hideMark/>
           </w:tcPr>
           <w:p>
+            <w:pPr>
+              <w:jc w:val="both"/>
+            </w:pPr>
             <w:r>
               <w:t>40</w:t>
             </w:r>
@@ -32234,6 +32371,9 @@
             <w:hideMark/>
           </w:tcPr>
           <w:p>
+            <w:pPr>
+              <w:jc w:val="both"/>
+            </w:pPr>
             <w:r>
               <w:t>37</w:t>
             </w:r>
@@ -32245,6 +32385,9 @@
             <w:hideMark/>
           </w:tcPr>
           <w:p>
+            <w:pPr>
+              <w:jc w:val="both"/>
+            </w:pPr>
             <w:r>
               <w:rPr>
                 <w:b/>
@@ -32262,6 +32405,9 @@
             <w:hideMark/>
           </w:tcPr>
           <w:p>
+            <w:pPr>
+              <w:jc w:val="both"/>
+            </w:pPr>
             <w:r>
               <w:t>Rau, củ, trái cây</w:t>
             </w:r>
@@ -32273,6 +32419,9 @@
             <w:hideMark/>
           </w:tcPr>
           <w:p>
+            <w:pPr>
+              <w:jc w:val="both"/>
+            </w:pPr>
             <w:r>
               <w:t>25</w:t>
             </w:r>
@@ -32284,6 +32433,9 @@
             <w:hideMark/>
           </w:tcPr>
           <w:p>
+            <w:pPr>
+              <w:jc w:val="both"/>
+            </w:pPr>
             <w:r>
               <w:t>22</w:t>
             </w:r>
@@ -32295,6 +32447,9 @@
             <w:hideMark/>
           </w:tcPr>
           <w:p>
+            <w:pPr>
+              <w:jc w:val="both"/>
+            </w:pPr>
             <w:r>
               <w:rPr>
                 <w:b/>
@@ -32312,6 +32467,9 @@
             <w:hideMark/>
           </w:tcPr>
           <w:p>
+            <w:pPr>
+              <w:jc w:val="both"/>
+            </w:pPr>
             <w:r>
               <w:t>Thịt, hải sản (chưa chế biến)</w:t>
             </w:r>
@@ -32323,6 +32481,9 @@
             <w:hideMark/>
           </w:tcPr>
           <w:p>
+            <w:pPr>
+              <w:jc w:val="both"/>
+            </w:pPr>
             <w:r>
               <w:t>20</w:t>
             </w:r>
@@ -32334,6 +32495,9 @@
             <w:hideMark/>
           </w:tcPr>
           <w:p>
+            <w:pPr>
+              <w:jc w:val="both"/>
+            </w:pPr>
             <w:r>
               <w:t>16</w:t>
             </w:r>
@@ -32345,6 +32509,9 @@
             <w:hideMark/>
           </w:tcPr>
           <w:p>
+            <w:pPr>
+              <w:jc w:val="both"/>
+            </w:pPr>
             <w:r>
               <w:rPr>
                 <w:b/>
@@ -32362,6 +32529,9 @@
             <w:hideMark/>
           </w:tcPr>
           <w:p>
+            <w:pPr>
+              <w:jc w:val="both"/>
+            </w:pPr>
             <w:r>
               <w:t>Đồ uống, thức ăn vặt</w:t>
             </w:r>
@@ -32373,6 +32543,9 @@
             <w:hideMark/>
           </w:tcPr>
           <w:p>
+            <w:pPr>
+              <w:jc w:val="both"/>
+            </w:pPr>
             <w:r>
               <w:t>15</w:t>
             </w:r>
@@ -32384,6 +32557,9 @@
             <w:hideMark/>
           </w:tcPr>
           <w:p>
+            <w:pPr>
+              <w:jc w:val="both"/>
+            </w:pPr>
             <w:r>
               <w:t>11</w:t>
             </w:r>
@@ -32395,6 +32571,9 @@
             <w:hideMark/>
           </w:tcPr>
           <w:p>
+            <w:pPr>
+              <w:jc w:val="both"/>
+            </w:pPr>
             <w:r>
               <w:rPr>
                 <w:b/>
@@ -32412,6 +32591,9 @@
             <w:hideMark/>
           </w:tcPr>
           <w:p>
+            <w:pPr>
+              <w:jc w:val="both"/>
+            </w:pPr>
             <w:r>
               <w:rPr>
                 <w:b/>
@@ -32427,6 +32609,9 @@
             <w:hideMark/>
           </w:tcPr>
           <w:p>
+            <w:pPr>
+              <w:jc w:val="both"/>
+            </w:pPr>
             <w:r>
               <w:rPr>
                 <w:b/>
@@ -32442,6 +32627,9 @@
             <w:hideMark/>
           </w:tcPr>
           <w:p>
+            <w:pPr>
+              <w:jc w:val="both"/>
+            </w:pPr>
             <w:r>
               <w:rPr>
                 <w:b/>
@@ -32459,6 +32647,7 @@
           <w:p>
             <w:pPr>
               <w:keepNext/>
+              <w:jc w:val="both"/>
             </w:pPr>
             <w:r>
               <w:rPr>
@@ -32510,6 +32699,9 @@
       <w:bookmarkEnd w:id="177"/>
     </w:p>
     <w:p>
+      <w:pPr>
+        <w:jc w:val="both"/>
+      </w:pPr>
       <w:r>
         <w:rPr>
           <w:b/>
@@ -32537,6 +32729,7 @@
     <w:p>
       <w:pPr>
         <w:pStyle w:val="Heading3"/>
+        <w:jc w:val="both"/>
       </w:pPr>
       <w:r>
         <w:rPr>
@@ -32552,6 +32745,7 @@
     </w:p>
     <w:p>
       <w:pPr>
+        <w:jc w:val="both"/>
         <w:rPr>
           <w:lang w:val="vi-VN"/>
         </w:rPr>
@@ -32589,6 +32783,7 @@
           </w:tcPr>
           <w:p>
             <w:pPr>
+              <w:jc w:val="both"/>
               <w:rPr>
                 <w:b/>
                 <w:bCs/>
@@ -32610,6 +32805,7 @@
           </w:tcPr>
           <w:p>
             <w:pPr>
+              <w:jc w:val="both"/>
               <w:rPr>
                 <w:b/>
                 <w:bCs/>
@@ -32631,6 +32827,7 @@
           </w:tcPr>
           <w:p>
             <w:pPr>
+              <w:jc w:val="both"/>
               <w:rPr>
                 <w:b/>
                 <w:bCs/>
@@ -32652,6 +32849,7 @@
           </w:tcPr>
           <w:p>
             <w:pPr>
+              <w:jc w:val="both"/>
               <w:rPr>
                 <w:b/>
                 <w:bCs/>
@@ -32674,6 +32872,9 @@
             <w:hideMark/>
           </w:tcPr>
           <w:p>
+            <w:pPr>
+              <w:jc w:val="both"/>
+            </w:pPr>
             <w:r>
               <w:t>Từ đồng nghĩa miền Nam (VD: “trái thơm”)</w:t>
             </w:r>
@@ -32685,6 +32886,9 @@
             <w:hideMark/>
           </w:tcPr>
           <w:p>
+            <w:pPr>
+              <w:jc w:val="both"/>
+            </w:pPr>
             <w:r>
               <w:t>30</w:t>
             </w:r>
@@ -32696,6 +32900,9 @@
             <w:hideMark/>
           </w:tcPr>
           <w:p>
+            <w:pPr>
+              <w:jc w:val="both"/>
+            </w:pPr>
             <w:r>
               <w:t>28</w:t>
             </w:r>
@@ -32707,6 +32914,9 @@
             <w:hideMark/>
           </w:tcPr>
           <w:p>
+            <w:pPr>
+              <w:jc w:val="both"/>
+            </w:pPr>
             <w:r>
               <w:rPr>
                 <w:b/>
@@ -32724,6 +32934,9 @@
             <w:hideMark/>
           </w:tcPr>
           <w:p>
+            <w:pPr>
+              <w:jc w:val="both"/>
+            </w:pPr>
             <w:r>
               <w:t>Tên viết tắt/thường gọi (VD: “sữa tươi”)</w:t>
             </w:r>
@@ -32735,6 +32948,9 @@
             <w:hideMark/>
           </w:tcPr>
           <w:p>
+            <w:pPr>
+              <w:jc w:val="both"/>
+            </w:pPr>
             <w:r>
               <w:t>30</w:t>
             </w:r>
@@ -32746,6 +32962,9 @@
             <w:hideMark/>
           </w:tcPr>
           <w:p>
+            <w:pPr>
+              <w:jc w:val="both"/>
+            </w:pPr>
             <w:r>
               <w:t>27</w:t>
             </w:r>
@@ -32757,6 +32976,9 @@
             <w:hideMark/>
           </w:tcPr>
           <w:p>
+            <w:pPr>
+              <w:jc w:val="both"/>
+            </w:pPr>
             <w:r>
               <w:rPr>
                 <w:b/>
@@ -32774,6 +32996,9 @@
             <w:hideMark/>
           </w:tcPr>
           <w:p>
+            <w:pPr>
+              <w:jc w:val="both"/>
+            </w:pPr>
             <w:r>
               <w:t>Mô tả món phức hợp (VD: “thịt heo xào rau”)</w:t>
             </w:r>
@@ -32785,6 +33010,9 @@
             <w:hideMark/>
           </w:tcPr>
           <w:p>
+            <w:pPr>
+              <w:jc w:val="both"/>
+            </w:pPr>
             <w:r>
               <w:t>25</w:t>
             </w:r>
@@ -32796,6 +33024,9 @@
             <w:hideMark/>
           </w:tcPr>
           <w:p>
+            <w:pPr>
+              <w:jc w:val="both"/>
+            </w:pPr>
             <w:r>
               <w:t>19</w:t>
             </w:r>
@@ -32807,6 +33038,9 @@
             <w:hideMark/>
           </w:tcPr>
           <w:p>
+            <w:pPr>
+              <w:jc w:val="both"/>
+            </w:pPr>
             <w:r>
               <w:rPr>
                 <w:b/>
@@ -32824,19 +33058,11 @@
             <w:hideMark/>
           </w:tcPr>
           <w:p>
+            <w:pPr>
+              <w:jc w:val="both"/>
+            </w:pPr>
             <w:r>
               <w:t>Từ hoàn toàn ngoài phạm vi (VD: “pizza”)</w:t>
-            </w:r>
-          </w:p>
-        </w:tc>
-        <w:tc>
-          <w:tcPr>
-            <w:tcW w:w="0" w:type="auto"/>
-            <w:hideMark/>
-          </w:tcPr>
-          <w:p>
-            <w:r>
-              <w:t>15</w:t>
             </w:r>
           </w:p>
         </w:tc>
@@ -32847,13 +33073,10 @@
           </w:tcPr>
           <w:p>
             <w:pPr>
-              <w:rPr>
-                <w:rFonts w:asciiTheme="minorHAnsi" w:hAnsiTheme="minorHAnsi"/>
-                <w:lang w:val="vi-VN"/>
-              </w:rPr>
+              <w:jc w:val="both"/>
             </w:pPr>
             <w:r>
-              <w:t>14 trả rỗng</w:t>
+              <w:t>15</w:t>
             </w:r>
           </w:p>
         </w:tc>
@@ -32863,6 +33086,27 @@
             <w:hideMark/>
           </w:tcPr>
           <w:p>
+            <w:pPr>
+              <w:jc w:val="both"/>
+              <w:rPr>
+                <w:rFonts w:asciiTheme="minorHAnsi" w:hAnsiTheme="minorHAnsi"/>
+                <w:lang w:val="vi-VN"/>
+              </w:rPr>
+            </w:pPr>
+            <w:r>
+              <w:t>14 trả rỗng</w:t>
+            </w:r>
+          </w:p>
+        </w:tc>
+        <w:tc>
+          <w:tcPr>
+            <w:tcW w:w="0" w:type="auto"/>
+            <w:hideMark/>
+          </w:tcPr>
+          <w:p>
+            <w:pPr>
+              <w:jc w:val="both"/>
+            </w:pPr>
             <w:r>
               <w:rPr>
                 <w:b/>
@@ -32880,6 +33124,9 @@
             <w:hideMark/>
           </w:tcPr>
           <w:p>
+            <w:pPr>
+              <w:jc w:val="both"/>
+            </w:pPr>
             <w:r>
               <w:rPr>
                 <w:b/>
@@ -32895,6 +33142,9 @@
             <w:hideMark/>
           </w:tcPr>
           <w:p>
+            <w:pPr>
+              <w:jc w:val="both"/>
+            </w:pPr>
             <w:r>
               <w:rPr>
                 <w:b/>
@@ -32910,6 +33160,9 @@
             <w:hideMark/>
           </w:tcPr>
           <w:p>
+            <w:pPr>
+              <w:jc w:val="both"/>
+            </w:pPr>
             <w:r>
               <w:rPr>
                 <w:b/>
@@ -32927,6 +33180,7 @@
           <w:p>
             <w:pPr>
               <w:keepNext/>
+              <w:jc w:val="both"/>
             </w:pPr>
             <w:r>
               <w:rPr>
@@ -32966,6 +33220,9 @@
       <w:bookmarkEnd w:id="180"/>
     </w:p>
     <w:p>
+      <w:pPr>
+        <w:jc w:val="both"/>
+      </w:pPr>
       <w:r>
         <w:rPr>
           <w:b/>
@@ -32986,6 +33243,7 @@
     <w:p>
       <w:pPr>
         <w:pStyle w:val="Heading3"/>
+        <w:jc w:val="both"/>
         <w:rPr>
           <w:lang w:val="vi-VN"/>
         </w:rPr>
@@ -33008,6 +33266,7 @@
     <w:p>
       <w:pPr>
         <w:ind w:left="720"/>
+        <w:jc w:val="both"/>
         <w:rPr>
           <w:lang w:val="vi-VN"/>
         </w:rPr>
@@ -33056,6 +33315,7 @@
     <w:p>
       <w:pPr>
         <w:ind w:left="720"/>
+        <w:jc w:val="both"/>
         <w:rPr>
           <w:lang w:val="vi-VN"/>
         </w:rPr>
@@ -33090,6 +33350,7 @@
     <w:p>
       <w:pPr>
         <w:ind w:left="720"/>
+        <w:jc w:val="both"/>
         <w:rPr>
           <w:lang w:val="vi-VN"/>
         </w:rPr>
@@ -33112,6 +33373,7 @@
     <w:p>
       <w:pPr>
         <w:pStyle w:val="Heading3"/>
+        <w:jc w:val="both"/>
         <w:rPr>
           <w:lang w:val="vi-VN"/>
         </w:rPr>
@@ -33134,6 +33396,7 @@
     <w:p>
       <w:pPr>
         <w:ind w:left="720"/>
+        <w:jc w:val="both"/>
         <w:rPr>
           <w:lang w:val="vi-VN"/>
         </w:rPr>
@@ -33187,6 +33450,7 @@
     <w:p>
       <w:pPr>
         <w:ind w:left="720"/>
+        <w:jc w:val="both"/>
         <w:rPr>
           <w:lang w:val="vi-VN"/>
         </w:rPr>
@@ -33208,13 +33472,15 @@
     </w:p>
     <w:p>
       <w:pPr>
-        <w:rPr>
-          <w:lang w:val="vi-VN"/>
-        </w:rPr>
-      </w:pPr>
-    </w:p>
-    <w:p>
-      <w:pPr>
+        <w:jc w:val="both"/>
+        <w:rPr>
+          <w:lang w:val="vi-VN"/>
+        </w:rPr>
+      </w:pPr>
+    </w:p>
+    <w:p>
+      <w:pPr>
+        <w:jc w:val="both"/>
         <w:rPr>
           <w:lang w:val="vi-VN"/>
         </w:rPr>

--- a/thesis/BaoCaoDoAn2_LeQuangHuy_223571.docx
+++ b/thesis/BaoCaoDoAn2_LeQuangHuy_223571.docx
@@ -2287,7 +2287,7 @@
         </w:rPr>
       </w:pPr>
       <w:bookmarkStart w:id="5" w:name="_Toc224129176"/>
-      <w:bookmarkStart w:id="6" w:name="_Toc225019816"/>
+      <w:bookmarkStart w:id="6" w:name="_Toc225606241"/>
       <w:r>
         <w:rPr>
           <w:rFonts w:cs="Times New Roman"/>
@@ -2848,7 +2848,7 @@
         </w:rPr>
       </w:pPr>
       <w:bookmarkStart w:id="7" w:name="_Toc224129177"/>
-      <w:bookmarkStart w:id="8" w:name="_Toc225019817"/>
+      <w:bookmarkStart w:id="8" w:name="_Toc225606242"/>
       <w:r>
         <w:rPr>
           <w:rFonts w:cs="Times New Roman"/>
@@ -3186,7 +3186,7 @@
         <w:br w:type="page"/>
       </w:r>
       <w:bookmarkStart w:id="9" w:name="_Toc224129178"/>
-      <w:bookmarkStart w:id="10" w:name="_Toc225019818"/>
+      <w:bookmarkStart w:id="10" w:name="_Toc225606243"/>
       <w:r>
         <w:rPr>
           <w:rFonts w:cs="Times New Roman"/>
@@ -3897,12 +3897,13 @@
           <w:r>
             <w:fldChar w:fldCharType="separate"/>
           </w:r>
-          <w:hyperlink w:anchor="_Toc225019816" w:history="1">
+          <w:hyperlink w:anchor="_Toc225606241" w:history="1">
             <w:r>
               <w:rPr>
                 <w:rStyle w:val="Hyperlink"/>
                 <w:rFonts w:cs="Times New Roman"/>
                 <w:noProof/>
+                <w:lang w:val="vi-VN"/>
               </w:rPr>
               <w:t>LỜI CẢM ƠN</w:t>
             </w:r>
@@ -3925,7 +3926,7 @@
                 <w:noProof/>
                 <w:webHidden/>
               </w:rPr>
-              <w:instrText xml:space="preserve"> PAGEREF _Toc225019816 \h </w:instrText>
+              <w:instrText xml:space="preserve"> PAGEREF _Toc225606241 \h </w:instrText>
             </w:r>
             <w:r>
               <w:rPr>
@@ -3969,7 +3970,7 @@
               <w:szCs w:val="24"/>
             </w:rPr>
           </w:pPr>
-          <w:hyperlink w:anchor="_Toc225019817" w:history="1">
+          <w:hyperlink w:anchor="_Toc225606242" w:history="1">
             <w:r>
               <w:rPr>
                 <w:rStyle w:val="Hyperlink"/>
@@ -3998,7 +3999,7 @@
                 <w:noProof/>
                 <w:webHidden/>
               </w:rPr>
-              <w:instrText xml:space="preserve"> PAGEREF _Toc225019817 \h </w:instrText>
+              <w:instrText xml:space="preserve"> PAGEREF _Toc225606242 \h </w:instrText>
             </w:r>
             <w:r>
               <w:rPr>
@@ -4042,7 +4043,7 @@
               <w:szCs w:val="24"/>
             </w:rPr>
           </w:pPr>
-          <w:hyperlink w:anchor="_Toc225019818" w:history="1">
+          <w:hyperlink w:anchor="_Toc225606243" w:history="1">
             <w:r>
               <w:rPr>
                 <w:rStyle w:val="Hyperlink"/>
@@ -4071,7 +4072,7 @@
                 <w:noProof/>
                 <w:webHidden/>
               </w:rPr>
-              <w:instrText xml:space="preserve"> PAGEREF _Toc225019818 \h </w:instrText>
+              <w:instrText xml:space="preserve"> PAGEREF _Toc225606243 \h </w:instrText>
             </w:r>
             <w:r>
               <w:rPr>
@@ -4115,7 +4116,7 @@
               <w:szCs w:val="24"/>
             </w:rPr>
           </w:pPr>
-          <w:hyperlink w:anchor="_Toc225019819" w:history="1">
+          <w:hyperlink w:anchor="_Toc225606244" w:history="1">
             <w:r>
               <w:rPr>
                 <w:rStyle w:val="Hyperlink"/>
@@ -4143,7 +4144,7 @@
                 <w:noProof/>
                 <w:webHidden/>
               </w:rPr>
-              <w:instrText xml:space="preserve"> PAGEREF _Toc225019819 \h </w:instrText>
+              <w:instrText xml:space="preserve"> PAGEREF _Toc225606244 \h </w:instrText>
             </w:r>
             <w:r>
               <w:rPr>
@@ -4163,7 +4164,7 @@
                 <w:noProof/>
                 <w:webHidden/>
               </w:rPr>
-              <w:t>viii</w:t>
+              <w:t>vii</w:t>
             </w:r>
             <w:r>
               <w:rPr>
@@ -4187,7 +4188,7 @@
               <w:szCs w:val="24"/>
             </w:rPr>
           </w:pPr>
-          <w:hyperlink w:anchor="_Toc225019820" w:history="1">
+          <w:hyperlink w:anchor="_Toc225606245" w:history="1">
             <w:r>
               <w:rPr>
                 <w:rStyle w:val="Hyperlink"/>
@@ -4216,7 +4217,7 @@
                 <w:noProof/>
                 <w:webHidden/>
               </w:rPr>
-              <w:instrText xml:space="preserve"> PAGEREF _Toc225019820 \h </w:instrText>
+              <w:instrText xml:space="preserve"> PAGEREF _Toc225606245 \h </w:instrText>
             </w:r>
             <w:r>
               <w:rPr>
@@ -4236,7 +4237,7 @@
                 <w:noProof/>
                 <w:webHidden/>
               </w:rPr>
-              <w:t>ix</w:t>
+              <w:t>viii</w:t>
             </w:r>
             <w:r>
               <w:rPr>
@@ -4260,7 +4261,7 @@
               <w:szCs w:val="24"/>
             </w:rPr>
           </w:pPr>
-          <w:hyperlink w:anchor="_Toc225019821" w:history="1">
+          <w:hyperlink w:anchor="_Toc225606246" w:history="1">
             <w:r>
               <w:rPr>
                 <w:rStyle w:val="Hyperlink"/>
@@ -4289,7 +4290,7 @@
                 <w:noProof/>
                 <w:webHidden/>
               </w:rPr>
-              <w:instrText xml:space="preserve"> PAGEREF _Toc225019821 \h </w:instrText>
+              <w:instrText xml:space="preserve"> PAGEREF _Toc225606246 \h </w:instrText>
             </w:r>
             <w:r>
               <w:rPr>
@@ -4309,7 +4310,7 @@
                 <w:noProof/>
                 <w:webHidden/>
               </w:rPr>
-              <w:t>x</w:t>
+              <w:t>ix</w:t>
             </w:r>
             <w:r>
               <w:rPr>
@@ -4333,7 +4334,7 @@
               <w:szCs w:val="24"/>
             </w:rPr>
           </w:pPr>
-          <w:hyperlink w:anchor="_Toc225019822" w:history="1">
+          <w:hyperlink w:anchor="_Toc225606247" w:history="1">
             <w:r>
               <w:rPr>
                 <w:rStyle w:val="Hyperlink"/>
@@ -4378,7 +4379,7 @@
                 <w:noProof/>
                 <w:webHidden/>
               </w:rPr>
-              <w:instrText xml:space="preserve"> PAGEREF _Toc225019822 \h </w:instrText>
+              <w:instrText xml:space="preserve"> PAGEREF _Toc225606247 \h </w:instrText>
             </w:r>
             <w:r>
               <w:rPr>
@@ -4418,7 +4419,7 @@
               <w:szCs w:val="24"/>
             </w:rPr>
           </w:pPr>
-          <w:hyperlink w:anchor="_Toc225019823" w:history="1">
+          <w:hyperlink w:anchor="_Toc225606248" w:history="1">
             <w:r>
               <w:rPr>
                 <w:rStyle w:val="Hyperlink"/>
@@ -4457,7 +4458,7 @@
               <w:rPr>
                 <w:webHidden/>
               </w:rPr>
-              <w:instrText xml:space="preserve"> PAGEREF _Toc225019823 \h </w:instrText>
+              <w:instrText xml:space="preserve"> PAGEREF _Toc225606248 \h </w:instrText>
             </w:r>
             <w:r>
               <w:rPr>
@@ -4497,7 +4498,7 @@
               <w:szCs w:val="24"/>
             </w:rPr>
           </w:pPr>
-          <w:hyperlink w:anchor="_Toc225019824" w:history="1">
+          <w:hyperlink w:anchor="_Toc225606249" w:history="1">
             <w:r>
               <w:rPr>
                 <w:rStyle w:val="Hyperlink"/>
@@ -4525,7 +4526,7 @@
                 <w:noProof/>
                 <w:webHidden/>
               </w:rPr>
-              <w:instrText xml:space="preserve"> PAGEREF _Toc225019824 \h </w:instrText>
+              <w:instrText xml:space="preserve"> PAGEREF _Toc225606249 \h </w:instrText>
             </w:r>
             <w:r>
               <w:rPr>
@@ -4569,7 +4570,7 @@
               <w:szCs w:val="24"/>
             </w:rPr>
           </w:pPr>
-          <w:hyperlink w:anchor="_Toc225019825" w:history="1">
+          <w:hyperlink w:anchor="_Toc225606250" w:history="1">
             <w:r>
               <w:rPr>
                 <w:rStyle w:val="Hyperlink"/>
@@ -4597,7 +4598,7 @@
                 <w:noProof/>
                 <w:webHidden/>
               </w:rPr>
-              <w:instrText xml:space="preserve"> PAGEREF _Toc225019825 \h </w:instrText>
+              <w:instrText xml:space="preserve"> PAGEREF _Toc225606250 \h </w:instrText>
             </w:r>
             <w:r>
               <w:rPr>
@@ -4641,7 +4642,7 @@
               <w:szCs w:val="24"/>
             </w:rPr>
           </w:pPr>
-          <w:hyperlink w:anchor="_Toc225019826" w:history="1">
+          <w:hyperlink w:anchor="_Toc225606251" w:history="1">
             <w:r>
               <w:rPr>
                 <w:rStyle w:val="Hyperlink"/>
@@ -4669,7 +4670,7 @@
                 <w:noProof/>
                 <w:webHidden/>
               </w:rPr>
-              <w:instrText xml:space="preserve"> PAGEREF _Toc225019826 \h </w:instrText>
+              <w:instrText xml:space="preserve"> PAGEREF _Toc225606251 \h </w:instrText>
             </w:r>
             <w:r>
               <w:rPr>
@@ -4713,7 +4714,7 @@
               <w:szCs w:val="24"/>
             </w:rPr>
           </w:pPr>
-          <w:hyperlink w:anchor="_Toc225019827" w:history="1">
+          <w:hyperlink w:anchor="_Toc225606252" w:history="1">
             <w:r>
               <w:rPr>
                 <w:rStyle w:val="Hyperlink"/>
@@ -4741,7 +4742,7 @@
                 <w:noProof/>
                 <w:webHidden/>
               </w:rPr>
-              <w:instrText xml:space="preserve"> PAGEREF _Toc225019827 \h </w:instrText>
+              <w:instrText xml:space="preserve"> PAGEREF _Toc225606252 \h </w:instrText>
             </w:r>
             <w:r>
               <w:rPr>
@@ -4781,7 +4782,7 @@
               <w:szCs w:val="24"/>
             </w:rPr>
           </w:pPr>
-          <w:hyperlink w:anchor="_Toc225019828" w:history="1">
+          <w:hyperlink w:anchor="_Toc225606253" w:history="1">
             <w:r>
               <w:rPr>
                 <w:rStyle w:val="Hyperlink"/>
@@ -4805,7 +4806,7 @@
               <w:rPr>
                 <w:webHidden/>
               </w:rPr>
-              <w:instrText xml:space="preserve"> PAGEREF _Toc225019828 \h </w:instrText>
+              <w:instrText xml:space="preserve"> PAGEREF _Toc225606253 \h </w:instrText>
             </w:r>
             <w:r>
               <w:rPr>
@@ -4841,7 +4842,7 @@
               <w:szCs w:val="24"/>
             </w:rPr>
           </w:pPr>
-          <w:hyperlink w:anchor="_Toc225019829" w:history="1">
+          <w:hyperlink w:anchor="_Toc225606254" w:history="1">
             <w:r>
               <w:rPr>
                 <w:rStyle w:val="Hyperlink"/>
@@ -4865,7 +4866,7 @@
               <w:rPr>
                 <w:webHidden/>
               </w:rPr>
-              <w:instrText xml:space="preserve"> PAGEREF _Toc225019829 \h </w:instrText>
+              <w:instrText xml:space="preserve"> PAGEREF _Toc225606254 \h </w:instrText>
             </w:r>
             <w:r>
               <w:rPr>
@@ -4905,7 +4906,7 @@
               <w:szCs w:val="24"/>
             </w:rPr>
           </w:pPr>
-          <w:hyperlink w:anchor="_Toc225019830" w:history="1">
+          <w:hyperlink w:anchor="_Toc225606255" w:history="1">
             <w:r>
               <w:rPr>
                 <w:rStyle w:val="Hyperlink"/>
@@ -4933,7 +4934,7 @@
                 <w:noProof/>
                 <w:webHidden/>
               </w:rPr>
-              <w:instrText xml:space="preserve"> PAGEREF _Toc225019830 \h </w:instrText>
+              <w:instrText xml:space="preserve"> PAGEREF _Toc225606255 \h </w:instrText>
             </w:r>
             <w:r>
               <w:rPr>
@@ -4977,7 +4978,7 @@
               <w:szCs w:val="24"/>
             </w:rPr>
           </w:pPr>
-          <w:hyperlink w:anchor="_Toc225019831" w:history="1">
+          <w:hyperlink w:anchor="_Toc225606256" w:history="1">
             <w:r>
               <w:rPr>
                 <w:rStyle w:val="Hyperlink"/>
@@ -5005,7 +5006,7 @@
                 <w:noProof/>
                 <w:webHidden/>
               </w:rPr>
-              <w:instrText xml:space="preserve"> PAGEREF _Toc225019831 \h </w:instrText>
+              <w:instrText xml:space="preserve"> PAGEREF _Toc225606256 \h </w:instrText>
             </w:r>
             <w:r>
               <w:rPr>
@@ -5049,7 +5050,7 @@
               <w:szCs w:val="24"/>
             </w:rPr>
           </w:pPr>
-          <w:hyperlink w:anchor="_Toc225019832" w:history="1">
+          <w:hyperlink w:anchor="_Toc225606257" w:history="1">
             <w:r>
               <w:rPr>
                 <w:rStyle w:val="Hyperlink"/>
@@ -5078,7 +5079,7 @@
                 <w:noProof/>
                 <w:webHidden/>
               </w:rPr>
-              <w:instrText xml:space="preserve"> PAGEREF _Toc225019832 \h </w:instrText>
+              <w:instrText xml:space="preserve"> PAGEREF _Toc225606257 \h </w:instrText>
             </w:r>
             <w:r>
               <w:rPr>
@@ -5118,7 +5119,7 @@
               <w:szCs w:val="24"/>
             </w:rPr>
           </w:pPr>
-          <w:hyperlink w:anchor="_Toc225019833" w:history="1">
+          <w:hyperlink w:anchor="_Toc225606258" w:history="1">
             <w:r>
               <w:rPr>
                 <w:rStyle w:val="Hyperlink"/>
@@ -5142,7 +5143,7 @@
               <w:rPr>
                 <w:webHidden/>
               </w:rPr>
-              <w:instrText xml:space="preserve"> PAGEREF _Toc225019833 \h </w:instrText>
+              <w:instrText xml:space="preserve"> PAGEREF _Toc225606258 \h </w:instrText>
             </w:r>
             <w:r>
               <w:rPr>
@@ -5182,7 +5183,7 @@
               <w:szCs w:val="24"/>
             </w:rPr>
           </w:pPr>
-          <w:hyperlink w:anchor="_Toc225019834" w:history="1">
+          <w:hyperlink w:anchor="_Toc225606259" w:history="1">
             <w:r>
               <w:rPr>
                 <w:rStyle w:val="Hyperlink"/>
@@ -5210,7 +5211,7 @@
                 <w:noProof/>
                 <w:webHidden/>
               </w:rPr>
-              <w:instrText xml:space="preserve"> PAGEREF _Toc225019834 \h </w:instrText>
+              <w:instrText xml:space="preserve"> PAGEREF _Toc225606259 \h </w:instrText>
             </w:r>
             <w:r>
               <w:rPr>
@@ -5254,7 +5255,7 @@
               <w:szCs w:val="24"/>
             </w:rPr>
           </w:pPr>
-          <w:hyperlink w:anchor="_Toc225019835" w:history="1">
+          <w:hyperlink w:anchor="_Toc225606260" w:history="1">
             <w:r>
               <w:rPr>
                 <w:rStyle w:val="Hyperlink"/>
@@ -5282,7 +5283,7 @@
                 <w:noProof/>
                 <w:webHidden/>
               </w:rPr>
-              <w:instrText xml:space="preserve"> PAGEREF _Toc225019835 \h </w:instrText>
+              <w:instrText xml:space="preserve"> PAGEREF _Toc225606260 \h </w:instrText>
             </w:r>
             <w:r>
               <w:rPr>
@@ -5326,7 +5327,7 @@
               <w:szCs w:val="24"/>
             </w:rPr>
           </w:pPr>
-          <w:hyperlink w:anchor="_Toc225019836" w:history="1">
+          <w:hyperlink w:anchor="_Toc225606261" w:history="1">
             <w:r>
               <w:rPr>
                 <w:rStyle w:val="Hyperlink"/>
@@ -5354,7 +5355,7 @@
                 <w:noProof/>
                 <w:webHidden/>
               </w:rPr>
-              <w:instrText xml:space="preserve"> PAGEREF _Toc225019836 \h </w:instrText>
+              <w:instrText xml:space="preserve"> PAGEREF _Toc225606261 \h </w:instrText>
             </w:r>
             <w:r>
               <w:rPr>
@@ -5394,7 +5395,7 @@
               <w:szCs w:val="24"/>
             </w:rPr>
           </w:pPr>
-          <w:hyperlink w:anchor="_Toc225019837" w:history="1">
+          <w:hyperlink w:anchor="_Toc225606262" w:history="1">
             <w:r>
               <w:rPr>
                 <w:rStyle w:val="Hyperlink"/>
@@ -5418,7 +5419,7 @@
               <w:rPr>
                 <w:webHidden/>
               </w:rPr>
-              <w:instrText xml:space="preserve"> PAGEREF _Toc225019837 \h </w:instrText>
+              <w:instrText xml:space="preserve"> PAGEREF _Toc225606262 \h </w:instrText>
             </w:r>
             <w:r>
               <w:rPr>
@@ -5458,7 +5459,7 @@
               <w:szCs w:val="24"/>
             </w:rPr>
           </w:pPr>
-          <w:hyperlink w:anchor="_Toc225019838" w:history="1">
+          <w:hyperlink w:anchor="_Toc225606263" w:history="1">
             <w:r>
               <w:rPr>
                 <w:rStyle w:val="Hyperlink"/>
@@ -5486,7 +5487,7 @@
                 <w:noProof/>
                 <w:webHidden/>
               </w:rPr>
-              <w:instrText xml:space="preserve"> PAGEREF _Toc225019838 \h </w:instrText>
+              <w:instrText xml:space="preserve"> PAGEREF _Toc225606263 \h </w:instrText>
             </w:r>
             <w:r>
               <w:rPr>
@@ -5530,7 +5531,7 @@
               <w:szCs w:val="24"/>
             </w:rPr>
           </w:pPr>
-          <w:hyperlink w:anchor="_Toc225019839" w:history="1">
+          <w:hyperlink w:anchor="_Toc225606264" w:history="1">
             <w:r>
               <w:rPr>
                 <w:rStyle w:val="Hyperlink"/>
@@ -5565,7 +5566,7 @@
                 <w:noProof/>
                 <w:webHidden/>
               </w:rPr>
-              <w:instrText xml:space="preserve"> PAGEREF _Toc225019839 \h </w:instrText>
+              <w:instrText xml:space="preserve"> PAGEREF _Toc225606264 \h </w:instrText>
             </w:r>
             <w:r>
               <w:rPr>
@@ -5609,7 +5610,7 @@
               <w:szCs w:val="24"/>
             </w:rPr>
           </w:pPr>
-          <w:hyperlink w:anchor="_Toc225019840" w:history="1">
+          <w:hyperlink w:anchor="_Toc225606265" w:history="1">
             <w:r>
               <w:rPr>
                 <w:rStyle w:val="Hyperlink"/>
@@ -5637,7 +5638,7 @@
                 <w:noProof/>
                 <w:webHidden/>
               </w:rPr>
-              <w:instrText xml:space="preserve"> PAGEREF _Toc225019840 \h </w:instrText>
+              <w:instrText xml:space="preserve"> PAGEREF _Toc225606265 \h </w:instrText>
             </w:r>
             <w:r>
               <w:rPr>
@@ -5677,7 +5678,7 @@
               <w:szCs w:val="24"/>
             </w:rPr>
           </w:pPr>
-          <w:hyperlink w:anchor="_Toc225019841" w:history="1">
+          <w:hyperlink w:anchor="_Toc225606266" w:history="1">
             <w:r>
               <w:rPr>
                 <w:rStyle w:val="Hyperlink"/>
@@ -5701,7 +5702,7 @@
               <w:rPr>
                 <w:webHidden/>
               </w:rPr>
-              <w:instrText xml:space="preserve"> PAGEREF _Toc225019841 \h </w:instrText>
+              <w:instrText xml:space="preserve"> PAGEREF _Toc225606266 \h </w:instrText>
             </w:r>
             <w:r>
               <w:rPr>
@@ -5741,7 +5742,7 @@
               <w:szCs w:val="24"/>
             </w:rPr>
           </w:pPr>
-          <w:hyperlink w:anchor="_Toc225019842" w:history="1">
+          <w:hyperlink w:anchor="_Toc225606267" w:history="1">
             <w:r>
               <w:rPr>
                 <w:rStyle w:val="Hyperlink"/>
@@ -5769,7 +5770,7 @@
                 <w:noProof/>
                 <w:webHidden/>
               </w:rPr>
-              <w:instrText xml:space="preserve"> PAGEREF _Toc225019842 \h </w:instrText>
+              <w:instrText xml:space="preserve"> PAGEREF _Toc225606267 \h </w:instrText>
             </w:r>
             <w:r>
               <w:rPr>
@@ -5813,7 +5814,7 @@
               <w:szCs w:val="24"/>
             </w:rPr>
           </w:pPr>
-          <w:hyperlink w:anchor="_Toc225019843" w:history="1">
+          <w:hyperlink w:anchor="_Toc225606268" w:history="1">
             <w:r>
               <w:rPr>
                 <w:rStyle w:val="Hyperlink"/>
@@ -5841,7 +5842,7 @@
                 <w:noProof/>
                 <w:webHidden/>
               </w:rPr>
-              <w:instrText xml:space="preserve"> PAGEREF _Toc225019843 \h </w:instrText>
+              <w:instrText xml:space="preserve"> PAGEREF _Toc225606268 \h </w:instrText>
             </w:r>
             <w:r>
               <w:rPr>
@@ -5881,7 +5882,7 @@
               <w:szCs w:val="24"/>
             </w:rPr>
           </w:pPr>
-          <w:hyperlink w:anchor="_Toc225019844" w:history="1">
+          <w:hyperlink w:anchor="_Toc225606269" w:history="1">
             <w:r>
               <w:rPr>
                 <w:rStyle w:val="Hyperlink"/>
@@ -5905,7 +5906,7 @@
               <w:rPr>
                 <w:webHidden/>
               </w:rPr>
-              <w:instrText xml:space="preserve"> PAGEREF _Toc225019844 \h </w:instrText>
+              <w:instrText xml:space="preserve"> PAGEREF _Toc225606269 \h </w:instrText>
             </w:r>
             <w:r>
               <w:rPr>
@@ -5941,7 +5942,7 @@
               <w:szCs w:val="24"/>
             </w:rPr>
           </w:pPr>
-          <w:hyperlink w:anchor="_Toc225019845" w:history="1">
+          <w:hyperlink w:anchor="_Toc225606270" w:history="1">
             <w:r>
               <w:rPr>
                 <w:rStyle w:val="Hyperlink"/>
@@ -5965,7 +5966,7 @@
               <w:rPr>
                 <w:webHidden/>
               </w:rPr>
-              <w:instrText xml:space="preserve"> PAGEREF _Toc225019845 \h </w:instrText>
+              <w:instrText xml:space="preserve"> PAGEREF _Toc225606270 \h </w:instrText>
             </w:r>
             <w:r>
               <w:rPr>
@@ -6005,7 +6006,7 @@
               <w:szCs w:val="24"/>
             </w:rPr>
           </w:pPr>
-          <w:hyperlink w:anchor="_Toc225019846" w:history="1">
+          <w:hyperlink w:anchor="_Toc225606271" w:history="1">
             <w:r>
               <w:rPr>
                 <w:rStyle w:val="Hyperlink"/>
@@ -6034,7 +6035,7 @@
                 <w:noProof/>
                 <w:webHidden/>
               </w:rPr>
-              <w:instrText xml:space="preserve"> PAGEREF _Toc225019846 \h </w:instrText>
+              <w:instrText xml:space="preserve"> PAGEREF _Toc225606271 \h </w:instrText>
             </w:r>
             <w:r>
               <w:rPr>
@@ -6074,7 +6075,7 @@
               <w:szCs w:val="24"/>
             </w:rPr>
           </w:pPr>
-          <w:hyperlink w:anchor="_Toc225019847" w:history="1">
+          <w:hyperlink w:anchor="_Toc225606272" w:history="1">
             <w:r>
               <w:rPr>
                 <w:rStyle w:val="Hyperlink"/>
@@ -6098,7 +6099,7 @@
               <w:rPr>
                 <w:webHidden/>
               </w:rPr>
-              <w:instrText xml:space="preserve"> PAGEREF _Toc225019847 \h </w:instrText>
+              <w:instrText xml:space="preserve"> PAGEREF _Toc225606272 \h </w:instrText>
             </w:r>
             <w:r>
               <w:rPr>
@@ -6138,7 +6139,7 @@
               <w:szCs w:val="24"/>
             </w:rPr>
           </w:pPr>
-          <w:hyperlink w:anchor="_Toc225019848" w:history="1">
+          <w:hyperlink w:anchor="_Toc225606273" w:history="1">
             <w:r>
               <w:rPr>
                 <w:rStyle w:val="Hyperlink"/>
@@ -6166,7 +6167,7 @@
                 <w:noProof/>
                 <w:webHidden/>
               </w:rPr>
-              <w:instrText xml:space="preserve"> PAGEREF _Toc225019848 \h </w:instrText>
+              <w:instrText xml:space="preserve"> PAGEREF _Toc225606273 \h </w:instrText>
             </w:r>
             <w:r>
               <w:rPr>
@@ -6210,7 +6211,7 @@
               <w:szCs w:val="24"/>
             </w:rPr>
           </w:pPr>
-          <w:hyperlink w:anchor="_Toc225019849" w:history="1">
+          <w:hyperlink w:anchor="_Toc225606274" w:history="1">
             <w:r>
               <w:rPr>
                 <w:rStyle w:val="Hyperlink"/>
@@ -6238,7 +6239,7 @@
                 <w:noProof/>
                 <w:webHidden/>
               </w:rPr>
-              <w:instrText xml:space="preserve"> PAGEREF _Toc225019849 \h </w:instrText>
+              <w:instrText xml:space="preserve"> PAGEREF _Toc225606274 \h </w:instrText>
             </w:r>
             <w:r>
               <w:rPr>
@@ -6282,7 +6283,7 @@
               <w:szCs w:val="24"/>
             </w:rPr>
           </w:pPr>
-          <w:hyperlink w:anchor="_Toc225019850" w:history="1">
+          <w:hyperlink w:anchor="_Toc225606275" w:history="1">
             <w:r>
               <w:rPr>
                 <w:rStyle w:val="Hyperlink"/>
@@ -6310,7 +6311,7 @@
                 <w:noProof/>
                 <w:webHidden/>
               </w:rPr>
-              <w:instrText xml:space="preserve"> PAGEREF _Toc225019850 \h </w:instrText>
+              <w:instrText xml:space="preserve"> PAGEREF _Toc225606275 \h </w:instrText>
             </w:r>
             <w:r>
               <w:rPr>
@@ -6354,7 +6355,7 @@
               <w:szCs w:val="24"/>
             </w:rPr>
           </w:pPr>
-          <w:hyperlink w:anchor="_Toc225019851" w:history="1">
+          <w:hyperlink w:anchor="_Toc225606276" w:history="1">
             <w:r>
               <w:rPr>
                 <w:rStyle w:val="Hyperlink"/>
@@ -6382,7 +6383,7 @@
                 <w:noProof/>
                 <w:webHidden/>
               </w:rPr>
-              <w:instrText xml:space="preserve"> PAGEREF _Toc225019851 \h </w:instrText>
+              <w:instrText xml:space="preserve"> PAGEREF _Toc225606276 \h </w:instrText>
             </w:r>
             <w:r>
               <w:rPr>
@@ -6426,7 +6427,7 @@
               <w:szCs w:val="24"/>
             </w:rPr>
           </w:pPr>
-          <w:hyperlink w:anchor="_Toc225019852" w:history="1">
+          <w:hyperlink w:anchor="_Toc225606277" w:history="1">
             <w:r>
               <w:rPr>
                 <w:rStyle w:val="Hyperlink"/>
@@ -6454,7 +6455,7 @@
                 <w:noProof/>
                 <w:webHidden/>
               </w:rPr>
-              <w:instrText xml:space="preserve"> PAGEREF _Toc225019852 \h </w:instrText>
+              <w:instrText xml:space="preserve"> PAGEREF _Toc225606277 \h </w:instrText>
             </w:r>
             <w:r>
               <w:rPr>
@@ -6494,7 +6495,7 @@
               <w:szCs w:val="24"/>
             </w:rPr>
           </w:pPr>
-          <w:hyperlink w:anchor="_Toc225019853" w:history="1">
+          <w:hyperlink w:anchor="_Toc225606278" w:history="1">
             <w:r>
               <w:rPr>
                 <w:rStyle w:val="Hyperlink"/>
@@ -6518,7 +6519,7 @@
               <w:rPr>
                 <w:webHidden/>
               </w:rPr>
-              <w:instrText xml:space="preserve"> PAGEREF _Toc225019853 \h </w:instrText>
+              <w:instrText xml:space="preserve"> PAGEREF _Toc225606278 \h </w:instrText>
             </w:r>
             <w:r>
               <w:rPr>
@@ -6558,7 +6559,7 @@
               <w:szCs w:val="24"/>
             </w:rPr>
           </w:pPr>
-          <w:hyperlink w:anchor="_Toc225019854" w:history="1">
+          <w:hyperlink w:anchor="_Toc225606279" w:history="1">
             <w:r>
               <w:rPr>
                 <w:rStyle w:val="Hyperlink"/>
@@ -6586,7 +6587,7 @@
                 <w:noProof/>
                 <w:webHidden/>
               </w:rPr>
-              <w:instrText xml:space="preserve"> PAGEREF _Toc225019854 \h </w:instrText>
+              <w:instrText xml:space="preserve"> PAGEREF _Toc225606279 \h </w:instrText>
             </w:r>
             <w:r>
               <w:rPr>
@@ -6630,7 +6631,7 @@
               <w:szCs w:val="24"/>
             </w:rPr>
           </w:pPr>
-          <w:hyperlink w:anchor="_Toc225019855" w:history="1">
+          <w:hyperlink w:anchor="_Toc225606280" w:history="1">
             <w:r>
               <w:rPr>
                 <w:rStyle w:val="Hyperlink"/>
@@ -6658,7 +6659,7 @@
                 <w:noProof/>
                 <w:webHidden/>
               </w:rPr>
-              <w:instrText xml:space="preserve"> PAGEREF _Toc225019855 \h </w:instrText>
+              <w:instrText xml:space="preserve"> PAGEREF _Toc225606280 \h </w:instrText>
             </w:r>
             <w:r>
               <w:rPr>
@@ -6702,7 +6703,7 @@
               <w:szCs w:val="24"/>
             </w:rPr>
           </w:pPr>
-          <w:hyperlink w:anchor="_Toc225019856" w:history="1">
+          <w:hyperlink w:anchor="_Toc225606281" w:history="1">
             <w:r>
               <w:rPr>
                 <w:rStyle w:val="Hyperlink"/>
@@ -6731,7 +6732,7 @@
                 <w:noProof/>
                 <w:webHidden/>
               </w:rPr>
-              <w:instrText xml:space="preserve"> PAGEREF _Toc225019856 \h </w:instrText>
+              <w:instrText xml:space="preserve"> PAGEREF _Toc225606281 \h </w:instrText>
             </w:r>
             <w:r>
               <w:rPr>
@@ -6771,7 +6772,7 @@
               <w:szCs w:val="24"/>
             </w:rPr>
           </w:pPr>
-          <w:hyperlink w:anchor="_Toc225019857" w:history="1">
+          <w:hyperlink w:anchor="_Toc225606282" w:history="1">
             <w:r>
               <w:rPr>
                 <w:rStyle w:val="Hyperlink"/>
@@ -6801,7 +6802,7 @@
               <w:rPr>
                 <w:webHidden/>
               </w:rPr>
-              <w:instrText xml:space="preserve"> PAGEREF _Toc225019857 \h </w:instrText>
+              <w:instrText xml:space="preserve"> PAGEREF _Toc225606282 \h </w:instrText>
             </w:r>
             <w:r>
               <w:rPr>
@@ -6837,7 +6838,7 @@
               <w:szCs w:val="24"/>
             </w:rPr>
           </w:pPr>
-          <w:hyperlink w:anchor="_Toc225019858" w:history="1">
+          <w:hyperlink w:anchor="_Toc225606283" w:history="1">
             <w:r>
               <w:rPr>
                 <w:rStyle w:val="Hyperlink"/>
@@ -6861,7 +6862,7 @@
               <w:rPr>
                 <w:webHidden/>
               </w:rPr>
-              <w:instrText xml:space="preserve"> PAGEREF _Toc225019858 \h </w:instrText>
+              <w:instrText xml:space="preserve"> PAGEREF _Toc225606283 \h </w:instrText>
             </w:r>
             <w:r>
               <w:rPr>
@@ -6897,7 +6898,7 @@
               <w:szCs w:val="24"/>
             </w:rPr>
           </w:pPr>
-          <w:hyperlink w:anchor="_Toc225019859" w:history="1">
+          <w:hyperlink w:anchor="_Toc225606284" w:history="1">
             <w:r>
               <w:rPr>
                 <w:rStyle w:val="Hyperlink"/>
@@ -6921,7 +6922,7 @@
               <w:rPr>
                 <w:webHidden/>
               </w:rPr>
-              <w:instrText xml:space="preserve"> PAGEREF _Toc225019859 \h </w:instrText>
+              <w:instrText xml:space="preserve"> PAGEREF _Toc225606284 \h </w:instrText>
             </w:r>
             <w:r>
               <w:rPr>
@@ -6961,7 +6962,7 @@
               <w:szCs w:val="24"/>
             </w:rPr>
           </w:pPr>
-          <w:hyperlink w:anchor="_Toc225019860" w:history="1">
+          <w:hyperlink w:anchor="_Toc225606285" w:history="1">
             <w:r>
               <w:rPr>
                 <w:rStyle w:val="Hyperlink"/>
@@ -6989,7 +6990,7 @@
                 <w:noProof/>
                 <w:webHidden/>
               </w:rPr>
-              <w:instrText xml:space="preserve"> PAGEREF _Toc225019860 \h </w:instrText>
+              <w:instrText xml:space="preserve"> PAGEREF _Toc225606285 \h </w:instrText>
             </w:r>
             <w:r>
               <w:rPr>
@@ -7033,7 +7034,7 @@
               <w:szCs w:val="24"/>
             </w:rPr>
           </w:pPr>
-          <w:hyperlink w:anchor="_Toc225019861" w:history="1">
+          <w:hyperlink w:anchor="_Toc225606286" w:history="1">
             <w:r>
               <w:rPr>
                 <w:rStyle w:val="Hyperlink"/>
@@ -7061,7 +7062,7 @@
                 <w:noProof/>
                 <w:webHidden/>
               </w:rPr>
-              <w:instrText xml:space="preserve"> PAGEREF _Toc225019861 \h </w:instrText>
+              <w:instrText xml:space="preserve"> PAGEREF _Toc225606286 \h </w:instrText>
             </w:r>
             <w:r>
               <w:rPr>
@@ -7105,7 +7106,7 @@
               <w:szCs w:val="24"/>
             </w:rPr>
           </w:pPr>
-          <w:hyperlink w:anchor="_Toc225019862" w:history="1">
+          <w:hyperlink w:anchor="_Toc225606287" w:history="1">
             <w:r>
               <w:rPr>
                 <w:rStyle w:val="Hyperlink"/>
@@ -7133,7 +7134,7 @@
                 <w:noProof/>
                 <w:webHidden/>
               </w:rPr>
-              <w:instrText xml:space="preserve"> PAGEREF _Toc225019862 \h </w:instrText>
+              <w:instrText xml:space="preserve"> PAGEREF _Toc225606287 \h </w:instrText>
             </w:r>
             <w:r>
               <w:rPr>
@@ -7173,7 +7174,7 @@
               <w:szCs w:val="24"/>
             </w:rPr>
           </w:pPr>
-          <w:hyperlink w:anchor="_Toc225019863" w:history="1">
+          <w:hyperlink w:anchor="_Toc225606288" w:history="1">
             <w:r>
               <w:rPr>
                 <w:rStyle w:val="Hyperlink"/>
@@ -7197,7 +7198,7 @@
               <w:rPr>
                 <w:webHidden/>
               </w:rPr>
-              <w:instrText xml:space="preserve"> PAGEREF _Toc225019863 \h </w:instrText>
+              <w:instrText xml:space="preserve"> PAGEREF _Toc225606288 \h </w:instrText>
             </w:r>
             <w:r>
               <w:rPr>
@@ -7237,7 +7238,7 @@
               <w:szCs w:val="24"/>
             </w:rPr>
           </w:pPr>
-          <w:hyperlink w:anchor="_Toc225019864" w:history="1">
+          <w:hyperlink w:anchor="_Toc225606289" w:history="1">
             <w:r>
               <w:rPr>
                 <w:rStyle w:val="Hyperlink"/>
@@ -7265,7 +7266,7 @@
                 <w:noProof/>
                 <w:webHidden/>
               </w:rPr>
-              <w:instrText xml:space="preserve"> PAGEREF _Toc225019864 \h </w:instrText>
+              <w:instrText xml:space="preserve"> PAGEREF _Toc225606289 \h </w:instrText>
             </w:r>
             <w:r>
               <w:rPr>
@@ -7309,7 +7310,7 @@
               <w:szCs w:val="24"/>
             </w:rPr>
           </w:pPr>
-          <w:hyperlink w:anchor="_Toc225019865" w:history="1">
+          <w:hyperlink w:anchor="_Toc225606290" w:history="1">
             <w:r>
               <w:rPr>
                 <w:rStyle w:val="Hyperlink"/>
@@ -7351,7 +7352,7 @@
                 <w:noProof/>
                 <w:webHidden/>
               </w:rPr>
-              <w:instrText xml:space="preserve"> PAGEREF _Toc225019865 \h </w:instrText>
+              <w:instrText xml:space="preserve"> PAGEREF _Toc225606290 \h </w:instrText>
             </w:r>
             <w:r>
               <w:rPr>
@@ -7391,7 +7392,7 @@
               <w:szCs w:val="24"/>
             </w:rPr>
           </w:pPr>
-          <w:hyperlink w:anchor="_Toc225019866" w:history="1">
+          <w:hyperlink w:anchor="_Toc225606291" w:history="1">
             <w:r>
               <w:rPr>
                 <w:rStyle w:val="Hyperlink"/>
@@ -7428,7 +7429,7 @@
               <w:rPr>
                 <w:webHidden/>
               </w:rPr>
-              <w:instrText xml:space="preserve"> PAGEREF _Toc225019866 \h </w:instrText>
+              <w:instrText xml:space="preserve"> PAGEREF _Toc225606291 \h </w:instrText>
             </w:r>
             <w:r>
               <w:rPr>
@@ -7464,7 +7465,7 @@
               <w:szCs w:val="24"/>
             </w:rPr>
           </w:pPr>
-          <w:hyperlink w:anchor="_Toc225019867" w:history="1">
+          <w:hyperlink w:anchor="_Toc225606292" w:history="1">
             <w:r>
               <w:rPr>
                 <w:rStyle w:val="Hyperlink"/>
@@ -7488,7 +7489,7 @@
               <w:rPr>
                 <w:webHidden/>
               </w:rPr>
-              <w:instrText xml:space="preserve"> PAGEREF _Toc225019867 \h </w:instrText>
+              <w:instrText xml:space="preserve"> PAGEREF _Toc225606292 \h </w:instrText>
             </w:r>
             <w:r>
               <w:rPr>
@@ -7524,7 +7525,7 @@
               <w:szCs w:val="24"/>
             </w:rPr>
           </w:pPr>
-          <w:hyperlink w:anchor="_Toc225019868" w:history="1">
+          <w:hyperlink w:anchor="_Toc225606293" w:history="1">
             <w:r>
               <w:rPr>
                 <w:rStyle w:val="Hyperlink"/>
@@ -7561,7 +7562,7 @@
               <w:rPr>
                 <w:webHidden/>
               </w:rPr>
-              <w:instrText xml:space="preserve"> PAGEREF _Toc225019868 \h </w:instrText>
+              <w:instrText xml:space="preserve"> PAGEREF _Toc225606293 \h </w:instrText>
             </w:r>
             <w:r>
               <w:rPr>
@@ -7601,7 +7602,7 @@
               <w:szCs w:val="24"/>
             </w:rPr>
           </w:pPr>
-          <w:hyperlink w:anchor="_Toc225019869" w:history="1">
+          <w:hyperlink w:anchor="_Toc225606294" w:history="1">
             <w:r>
               <w:rPr>
                 <w:rStyle w:val="Hyperlink"/>
@@ -7629,7 +7630,7 @@
                 <w:noProof/>
                 <w:webHidden/>
               </w:rPr>
-              <w:instrText xml:space="preserve"> PAGEREF _Toc225019869 \h </w:instrText>
+              <w:instrText xml:space="preserve"> PAGEREF _Toc225606294 \h </w:instrText>
             </w:r>
             <w:r>
               <w:rPr>
@@ -7669,7 +7670,7 @@
               <w:szCs w:val="24"/>
             </w:rPr>
           </w:pPr>
-          <w:hyperlink w:anchor="_Toc225019870" w:history="1">
+          <w:hyperlink w:anchor="_Toc225606295" w:history="1">
             <w:r>
               <w:rPr>
                 <w:rStyle w:val="Hyperlink"/>
@@ -7693,7 +7694,7 @@
               <w:rPr>
                 <w:webHidden/>
               </w:rPr>
-              <w:instrText xml:space="preserve"> PAGEREF _Toc225019870 \h </w:instrText>
+              <w:instrText xml:space="preserve"> PAGEREF _Toc225606295 \h </w:instrText>
             </w:r>
             <w:r>
               <w:rPr>
@@ -7729,7 +7730,7 @@
               <w:szCs w:val="24"/>
             </w:rPr>
           </w:pPr>
-          <w:hyperlink w:anchor="_Toc225019871" w:history="1">
+          <w:hyperlink w:anchor="_Toc225606296" w:history="1">
             <w:r>
               <w:rPr>
                 <w:rStyle w:val="Hyperlink"/>
@@ -7765,7 +7766,7 @@
               <w:rPr>
                 <w:webHidden/>
               </w:rPr>
-              <w:instrText xml:space="preserve"> PAGEREF _Toc225019871 \h </w:instrText>
+              <w:instrText xml:space="preserve"> PAGEREF _Toc225606296 \h </w:instrText>
             </w:r>
             <w:r>
               <w:rPr>
@@ -7805,7 +7806,7 @@
               <w:szCs w:val="24"/>
             </w:rPr>
           </w:pPr>
-          <w:hyperlink w:anchor="_Toc225019872" w:history="1">
+          <w:hyperlink w:anchor="_Toc225606297" w:history="1">
             <w:r>
               <w:rPr>
                 <w:rStyle w:val="Hyperlink"/>
@@ -7833,7 +7834,7 @@
                 <w:noProof/>
                 <w:webHidden/>
               </w:rPr>
-              <w:instrText xml:space="preserve"> PAGEREF _Toc225019872 \h </w:instrText>
+              <w:instrText xml:space="preserve"> PAGEREF _Toc225606297 \h </w:instrText>
             </w:r>
             <w:r>
               <w:rPr>
@@ -7877,7 +7878,7 @@
               <w:szCs w:val="24"/>
             </w:rPr>
           </w:pPr>
-          <w:hyperlink w:anchor="_Toc225019873" w:history="1">
+          <w:hyperlink w:anchor="_Toc225606298" w:history="1">
             <w:r>
               <w:rPr>
                 <w:rStyle w:val="Hyperlink"/>
@@ -7905,7 +7906,7 @@
                 <w:noProof/>
                 <w:webHidden/>
               </w:rPr>
-              <w:instrText xml:space="preserve"> PAGEREF _Toc225019873 \h </w:instrText>
+              <w:instrText xml:space="preserve"> PAGEREF _Toc225606298 \h </w:instrText>
             </w:r>
             <w:r>
               <w:rPr>
@@ -7945,7 +7946,7 @@
               <w:szCs w:val="24"/>
             </w:rPr>
           </w:pPr>
-          <w:hyperlink w:anchor="_Toc225019874" w:history="1">
+          <w:hyperlink w:anchor="_Toc225606299" w:history="1">
             <w:r>
               <w:rPr>
                 <w:rStyle w:val="Hyperlink"/>
@@ -7975,7 +7976,7 @@
               <w:rPr>
                 <w:webHidden/>
               </w:rPr>
-              <w:instrText xml:space="preserve"> PAGEREF _Toc225019874 \h </w:instrText>
+              <w:instrText xml:space="preserve"> PAGEREF _Toc225606299 \h </w:instrText>
             </w:r>
             <w:r>
               <w:rPr>
@@ -8015,7 +8016,7 @@
               <w:szCs w:val="24"/>
             </w:rPr>
           </w:pPr>
-          <w:hyperlink w:anchor="_Toc225019875" w:history="1">
+          <w:hyperlink w:anchor="_Toc225606300" w:history="1">
             <w:r>
               <w:rPr>
                 <w:rStyle w:val="Hyperlink"/>
@@ -8043,7 +8044,7 @@
                 <w:noProof/>
                 <w:webHidden/>
               </w:rPr>
-              <w:instrText xml:space="preserve"> PAGEREF _Toc225019875 \h </w:instrText>
+              <w:instrText xml:space="preserve"> PAGEREF _Toc225606300 \h </w:instrText>
             </w:r>
             <w:r>
               <w:rPr>
@@ -8083,7 +8084,7 @@
               <w:szCs w:val="24"/>
             </w:rPr>
           </w:pPr>
-          <w:hyperlink w:anchor="_Toc225019876" w:history="1">
+          <w:hyperlink w:anchor="_Toc225606301" w:history="1">
             <w:r>
               <w:rPr>
                 <w:rStyle w:val="Hyperlink"/>
@@ -8119,7 +8120,7 @@
               <w:rPr>
                 <w:webHidden/>
               </w:rPr>
-              <w:instrText xml:space="preserve"> PAGEREF _Toc225019876 \h </w:instrText>
+              <w:instrText xml:space="preserve"> PAGEREF _Toc225606301 \h </w:instrText>
             </w:r>
             <w:r>
               <w:rPr>
@@ -8155,7 +8156,7 @@
               <w:szCs w:val="24"/>
             </w:rPr>
           </w:pPr>
-          <w:hyperlink w:anchor="_Toc225019877" w:history="1">
+          <w:hyperlink w:anchor="_Toc225606302" w:history="1">
             <w:r>
               <w:rPr>
                 <w:rStyle w:val="Hyperlink"/>
@@ -8191,7 +8192,7 @@
               <w:rPr>
                 <w:webHidden/>
               </w:rPr>
-              <w:instrText xml:space="preserve"> PAGEREF _Toc225019877 \h </w:instrText>
+              <w:instrText xml:space="preserve"> PAGEREF _Toc225606302 \h </w:instrText>
             </w:r>
             <w:r>
               <w:rPr>
@@ -8227,7 +8228,7 @@
               <w:szCs w:val="24"/>
             </w:rPr>
           </w:pPr>
-          <w:hyperlink w:anchor="_Toc225019878" w:history="1">
+          <w:hyperlink w:anchor="_Toc225606303" w:history="1">
             <w:r>
               <w:rPr>
                 <w:rStyle w:val="Hyperlink"/>
@@ -8263,7 +8264,7 @@
               <w:rPr>
                 <w:webHidden/>
               </w:rPr>
-              <w:instrText xml:space="preserve"> PAGEREF _Toc225019878 \h </w:instrText>
+              <w:instrText xml:space="preserve"> PAGEREF _Toc225606303 \h </w:instrText>
             </w:r>
             <w:r>
               <w:rPr>
@@ -8299,7 +8300,7 @@
               <w:szCs w:val="24"/>
             </w:rPr>
           </w:pPr>
-          <w:hyperlink w:anchor="_Toc225019879" w:history="1">
+          <w:hyperlink w:anchor="_Toc225606304" w:history="1">
             <w:r>
               <w:rPr>
                 <w:rStyle w:val="Hyperlink"/>
@@ -8323,7 +8324,7 @@
               <w:rPr>
                 <w:webHidden/>
               </w:rPr>
-              <w:instrText xml:space="preserve"> PAGEREF _Toc225019879 \h </w:instrText>
+              <w:instrText xml:space="preserve"> PAGEREF _Toc225606304 \h </w:instrText>
             </w:r>
             <w:r>
               <w:rPr>
@@ -8359,7 +8360,7 @@
               <w:szCs w:val="24"/>
             </w:rPr>
           </w:pPr>
-          <w:hyperlink w:anchor="_Toc225019880" w:history="1">
+          <w:hyperlink w:anchor="_Toc225606305" w:history="1">
             <w:r>
               <w:rPr>
                 <w:rStyle w:val="Hyperlink"/>
@@ -8383,7 +8384,7 @@
               <w:rPr>
                 <w:webHidden/>
               </w:rPr>
-              <w:instrText xml:space="preserve"> PAGEREF _Toc225019880 \h </w:instrText>
+              <w:instrText xml:space="preserve"> PAGEREF _Toc225606305 \h </w:instrText>
             </w:r>
             <w:r>
               <w:rPr>
@@ -8419,7 +8420,7 @@
               <w:szCs w:val="24"/>
             </w:rPr>
           </w:pPr>
-          <w:hyperlink w:anchor="_Toc225019881" w:history="1">
+          <w:hyperlink w:anchor="_Toc225606306" w:history="1">
             <w:r>
               <w:rPr>
                 <w:rStyle w:val="Hyperlink"/>
@@ -8443,7 +8444,7 @@
               <w:rPr>
                 <w:webHidden/>
               </w:rPr>
-              <w:instrText xml:space="preserve"> PAGEREF _Toc225019881 \h </w:instrText>
+              <w:instrText xml:space="preserve"> PAGEREF _Toc225606306 \h </w:instrText>
             </w:r>
             <w:r>
               <w:rPr>
@@ -8479,7 +8480,7 @@
               <w:szCs w:val="24"/>
             </w:rPr>
           </w:pPr>
-          <w:hyperlink w:anchor="_Toc225019882" w:history="1">
+          <w:hyperlink w:anchor="_Toc225606307" w:history="1">
             <w:r>
               <w:rPr>
                 <w:rStyle w:val="Hyperlink"/>
@@ -8503,7 +8504,7 @@
               <w:rPr>
                 <w:webHidden/>
               </w:rPr>
-              <w:instrText xml:space="preserve"> PAGEREF _Toc225019882 \h </w:instrText>
+              <w:instrText xml:space="preserve"> PAGEREF _Toc225606307 \h </w:instrText>
             </w:r>
             <w:r>
               <w:rPr>
@@ -8539,7 +8540,7 @@
               <w:szCs w:val="24"/>
             </w:rPr>
           </w:pPr>
-          <w:hyperlink w:anchor="_Toc225019883" w:history="1">
+          <w:hyperlink w:anchor="_Toc225606308" w:history="1">
             <w:r>
               <w:rPr>
                 <w:rStyle w:val="Hyperlink"/>
@@ -8563,7 +8564,7 @@
               <w:rPr>
                 <w:webHidden/>
               </w:rPr>
-              <w:instrText xml:space="preserve"> PAGEREF _Toc225019883 \h </w:instrText>
+              <w:instrText xml:space="preserve"> PAGEREF _Toc225606308 \h </w:instrText>
             </w:r>
             <w:r>
               <w:rPr>
@@ -8599,7 +8600,7 @@
               <w:szCs w:val="24"/>
             </w:rPr>
           </w:pPr>
-          <w:hyperlink w:anchor="_Toc225019884" w:history="1">
+          <w:hyperlink w:anchor="_Toc225606309" w:history="1">
             <w:r>
               <w:rPr>
                 <w:rStyle w:val="Hyperlink"/>
@@ -8635,7 +8636,7 @@
               <w:rPr>
                 <w:webHidden/>
               </w:rPr>
-              <w:instrText xml:space="preserve"> PAGEREF _Toc225019884 \h </w:instrText>
+              <w:instrText xml:space="preserve"> PAGEREF _Toc225606309 \h </w:instrText>
             </w:r>
             <w:r>
               <w:rPr>
@@ -8675,7 +8676,7 @@
               <w:szCs w:val="24"/>
             </w:rPr>
           </w:pPr>
-          <w:hyperlink w:anchor="_Toc225019885" w:history="1">
+          <w:hyperlink w:anchor="_Toc225606310" w:history="1">
             <w:r>
               <w:rPr>
                 <w:rStyle w:val="Hyperlink"/>
@@ -8703,7 +8704,7 @@
                 <w:noProof/>
                 <w:webHidden/>
               </w:rPr>
-              <w:instrText xml:space="preserve"> PAGEREF _Toc225019885 \h </w:instrText>
+              <w:instrText xml:space="preserve"> PAGEREF _Toc225606310 \h </w:instrText>
             </w:r>
             <w:r>
               <w:rPr>
@@ -8743,19 +8744,13 @@
               <w:szCs w:val="24"/>
             </w:rPr>
           </w:pPr>
-          <w:hyperlink w:anchor="_Toc225019886" w:history="1">
-            <w:r>
-              <w:rPr>
-                <w:rStyle w:val="Hyperlink"/>
-              </w:rPr>
-              <w:t>7.1 MÔI</w:t>
-            </w:r>
+          <w:hyperlink w:anchor="_Toc225606311" w:history="1">
             <w:r>
               <w:rPr>
                 <w:rStyle w:val="Hyperlink"/>
                 <w:lang w:val="vi-VN"/>
               </w:rPr>
-              <w:t xml:space="preserve"> TRƯỜNG THỬ NGHIỆM</w:t>
+              <w:t>7.1 MÔI TRƯỜNG THỬ NGHIỆM</w:t>
             </w:r>
             <w:r>
               <w:rPr>
@@ -8773,7 +8768,7 @@
               <w:rPr>
                 <w:webHidden/>
               </w:rPr>
-              <w:instrText xml:space="preserve"> PAGEREF _Toc225019886 \h </w:instrText>
+              <w:instrText xml:space="preserve"> PAGEREF _Toc225606311 \h </w:instrText>
             </w:r>
             <w:r>
               <w:rPr>
@@ -8813,11 +8808,12 @@
               <w:szCs w:val="24"/>
             </w:rPr>
           </w:pPr>
-          <w:hyperlink w:anchor="_Toc225019887" w:history="1">
+          <w:hyperlink w:anchor="_Toc225606312" w:history="1">
             <w:r>
               <w:rPr>
                 <w:rStyle w:val="Hyperlink"/>
                 <w:noProof/>
+                <w:lang w:val="vi-VN"/>
               </w:rPr>
               <w:t>7.1.1 Cấu hình phần cứng</w:t>
             </w:r>
@@ -8840,7 +8836,7 @@
                 <w:noProof/>
                 <w:webHidden/>
               </w:rPr>
-              <w:instrText xml:space="preserve"> PAGEREF _Toc225019887 \h </w:instrText>
+              <w:instrText xml:space="preserve"> PAGEREF _Toc225606312 \h </w:instrText>
             </w:r>
             <w:r>
               <w:rPr>
@@ -8884,7 +8880,7 @@
               <w:szCs w:val="24"/>
             </w:rPr>
           </w:pPr>
-          <w:hyperlink w:anchor="_Toc225019888" w:history="1">
+          <w:hyperlink w:anchor="_Toc225606313" w:history="1">
             <w:r>
               <w:rPr>
                 <w:rStyle w:val="Hyperlink"/>
@@ -8911,7 +8907,7 @@
                 <w:noProof/>
                 <w:webHidden/>
               </w:rPr>
-              <w:instrText xml:space="preserve"> PAGEREF _Toc225019888 \h </w:instrText>
+              <w:instrText xml:space="preserve"> PAGEREF _Toc225606313 \h </w:instrText>
             </w:r>
             <w:r>
               <w:rPr>
@@ -8951,7 +8947,7 @@
               <w:szCs w:val="24"/>
             </w:rPr>
           </w:pPr>
-          <w:hyperlink w:anchor="_Toc225019889" w:history="1">
+          <w:hyperlink w:anchor="_Toc225606314" w:history="1">
             <w:r>
               <w:rPr>
                 <w:rStyle w:val="Hyperlink"/>
@@ -8974,7 +8970,7 @@
               <w:rPr>
                 <w:webHidden/>
               </w:rPr>
-              <w:instrText xml:space="preserve"> PAGEREF _Toc225019889 \h </w:instrText>
+              <w:instrText xml:space="preserve"> PAGEREF _Toc225606314 \h </w:instrText>
             </w:r>
             <w:r>
               <w:rPr>
@@ -9010,10 +9006,11 @@
               <w:szCs w:val="24"/>
             </w:rPr>
           </w:pPr>
-          <w:hyperlink w:anchor="_Toc225019890" w:history="1">
+          <w:hyperlink w:anchor="_Toc225606315" w:history="1">
             <w:r>
               <w:rPr>
                 <w:rStyle w:val="Hyperlink"/>
+                <w:lang w:val="vi-VN"/>
               </w:rPr>
               <w:t>7.3 ĐÁNH GIÁ CHUNG</w:t>
             </w:r>
@@ -9033,7 +9030,7 @@
               <w:rPr>
                 <w:webHidden/>
               </w:rPr>
-              <w:instrText xml:space="preserve"> PAGEREF _Toc225019890 \h </w:instrText>
+              <w:instrText xml:space="preserve"> PAGEREF _Toc225606315 \h </w:instrText>
             </w:r>
             <w:r>
               <w:rPr>
@@ -9073,11 +9070,12 @@
               <w:szCs w:val="24"/>
             </w:rPr>
           </w:pPr>
-          <w:hyperlink w:anchor="_Toc225019891" w:history="1">
+          <w:hyperlink w:anchor="_Toc225606316" w:history="1">
             <w:r>
               <w:rPr>
                 <w:rStyle w:val="Hyperlink"/>
                 <w:noProof/>
+                <w:lang w:val="vi-VN"/>
               </w:rPr>
               <w:t>7.3.1 Tốc độ phản hồi và Hiệu năng (Latency)</w:t>
             </w:r>
@@ -9100,7 +9098,7 @@
                 <w:noProof/>
                 <w:webHidden/>
               </w:rPr>
-              <w:instrText xml:space="preserve"> PAGEREF _Toc225019891 \h </w:instrText>
+              <w:instrText xml:space="preserve"> PAGEREF _Toc225606316 \h </w:instrText>
             </w:r>
             <w:r>
               <w:rPr>
@@ -9144,11 +9142,12 @@
               <w:szCs w:val="24"/>
             </w:rPr>
           </w:pPr>
-          <w:hyperlink w:anchor="_Toc225019892" w:history="1">
+          <w:hyperlink w:anchor="_Toc225606317" w:history="1">
             <w:r>
               <w:rPr>
                 <w:rStyle w:val="Hyperlink"/>
                 <w:noProof/>
+                <w:lang w:val="vi-VN"/>
               </w:rPr>
               <w:t>7.3.2 Độ chính xác Nhận diện Ảnh (Vision AI Accuracy)</w:t>
             </w:r>
@@ -9171,7 +9170,7 @@
                 <w:noProof/>
                 <w:webHidden/>
               </w:rPr>
-              <w:instrText xml:space="preserve"> PAGEREF _Toc225019892 \h </w:instrText>
+              <w:instrText xml:space="preserve"> PAGEREF _Toc225606317 \h </w:instrText>
             </w:r>
             <w:r>
               <w:rPr>
@@ -9215,7 +9214,7 @@
               <w:szCs w:val="24"/>
             </w:rPr>
           </w:pPr>
-          <w:hyperlink w:anchor="_Toc225019893" w:history="1">
+          <w:hyperlink w:anchor="_Toc225606318" w:history="1">
             <w:r>
               <w:rPr>
                 <w:rStyle w:val="Hyperlink"/>
@@ -9242,7 +9241,7 @@
                 <w:noProof/>
                 <w:webHidden/>
               </w:rPr>
-              <w:instrText xml:space="preserve"> PAGEREF _Toc225019893 \h </w:instrText>
+              <w:instrText xml:space="preserve"> PAGEREF _Toc225606318 \h </w:instrText>
             </w:r>
             <w:r>
               <w:rPr>
@@ -9286,11 +9285,12 @@
               <w:szCs w:val="24"/>
             </w:rPr>
           </w:pPr>
-          <w:hyperlink w:anchor="_Toc225019894" w:history="1">
+          <w:hyperlink w:anchor="_Toc225606319" w:history="1">
             <w:r>
               <w:rPr>
                 <w:rStyle w:val="Hyperlink"/>
                 <w:noProof/>
+                <w:lang w:val="vi-VN"/>
               </w:rPr>
               <w:t>7.3.4 Điểm mạnh và hiệu quả (Ưu điểm)</w:t>
             </w:r>
@@ -9313,7 +9313,7 @@
                 <w:noProof/>
                 <w:webHidden/>
               </w:rPr>
-              <w:instrText xml:space="preserve"> PAGEREF _Toc225019894 \h </w:instrText>
+              <w:instrText xml:space="preserve"> PAGEREF _Toc225606319 \h </w:instrText>
             </w:r>
             <w:r>
               <w:rPr>
@@ -9357,11 +9357,12 @@
               <w:szCs w:val="24"/>
             </w:rPr>
           </w:pPr>
-          <w:hyperlink w:anchor="_Toc225019895" w:history="1">
+          <w:hyperlink w:anchor="_Toc225606320" w:history="1">
             <w:r>
               <w:rPr>
                 <w:rStyle w:val="Hyperlink"/>
                 <w:noProof/>
+                <w:lang w:val="vi-VN"/>
               </w:rPr>
               <w:t>7.3.5 Khó khăn / Điểm yếu tồn đọng</w:t>
             </w:r>
@@ -9384,7 +9385,7 @@
                 <w:noProof/>
                 <w:webHidden/>
               </w:rPr>
-              <w:instrText xml:space="preserve"> PAGEREF _Toc225019895 \h </w:instrText>
+              <w:instrText xml:space="preserve"> PAGEREF _Toc225606320 \h </w:instrText>
             </w:r>
             <w:r>
               <w:rPr>
@@ -9428,7 +9429,7 @@
               <w:szCs w:val="24"/>
             </w:rPr>
           </w:pPr>
-          <w:hyperlink w:anchor="_Toc225019896" w:history="1">
+          <w:hyperlink w:anchor="_Toc225606321" w:history="1">
             <w:r>
               <w:rPr>
                 <w:rStyle w:val="Hyperlink"/>
@@ -9456,7 +9457,7 @@
                 <w:noProof/>
                 <w:webHidden/>
               </w:rPr>
-              <w:instrText xml:space="preserve"> PAGEREF _Toc225019896 \h </w:instrText>
+              <w:instrText xml:space="preserve"> PAGEREF _Toc225606321 \h </w:instrText>
             </w:r>
             <w:r>
               <w:rPr>
@@ -9496,7 +9497,7 @@
               <w:szCs w:val="24"/>
             </w:rPr>
           </w:pPr>
-          <w:hyperlink w:anchor="_Toc225019897" w:history="1">
+          <w:hyperlink w:anchor="_Toc225606322" w:history="1">
             <w:r>
               <w:rPr>
                 <w:rStyle w:val="Hyperlink"/>
@@ -9520,7 +9521,7 @@
               <w:rPr>
                 <w:webHidden/>
               </w:rPr>
-              <w:instrText xml:space="preserve"> PAGEREF _Toc225019897 \h </w:instrText>
+              <w:instrText xml:space="preserve"> PAGEREF _Toc225606322 \h </w:instrText>
             </w:r>
             <w:r>
               <w:rPr>
@@ -9556,7 +9557,7 @@
               <w:szCs w:val="24"/>
             </w:rPr>
           </w:pPr>
-          <w:hyperlink w:anchor="_Toc225019898" w:history="1">
+          <w:hyperlink w:anchor="_Toc225606323" w:history="1">
             <w:r>
               <w:rPr>
                 <w:rStyle w:val="Hyperlink"/>
@@ -9580,7 +9581,7 @@
               <w:rPr>
                 <w:webHidden/>
               </w:rPr>
-              <w:instrText xml:space="preserve"> PAGEREF _Toc225019898 \h </w:instrText>
+              <w:instrText xml:space="preserve"> PAGEREF _Toc225606323 \h </w:instrText>
             </w:r>
             <w:r>
               <w:rPr>
@@ -9616,7 +9617,7 @@
               <w:szCs w:val="24"/>
             </w:rPr>
           </w:pPr>
-          <w:hyperlink w:anchor="_Toc225019899" w:history="1">
+          <w:hyperlink w:anchor="_Toc225606324" w:history="1">
             <w:r>
               <w:rPr>
                 <w:rStyle w:val="Hyperlink"/>
@@ -9639,7 +9640,7 @@
               <w:rPr>
                 <w:webHidden/>
               </w:rPr>
-              <w:instrText xml:space="preserve"> PAGEREF _Toc225019899 \h </w:instrText>
+              <w:instrText xml:space="preserve"> PAGEREF _Toc225606324 \h </w:instrText>
             </w:r>
             <w:r>
               <w:rPr>
@@ -9675,7 +9676,7 @@
               <w:szCs w:val="24"/>
             </w:rPr>
           </w:pPr>
-          <w:hyperlink w:anchor="_Toc225019900" w:history="1">
+          <w:hyperlink w:anchor="_Toc225606325" w:history="1">
             <w:r>
               <w:rPr>
                 <w:rStyle w:val="Hyperlink"/>
@@ -9699,7 +9700,7 @@
               <w:rPr>
                 <w:webHidden/>
               </w:rPr>
-              <w:instrText xml:space="preserve"> PAGEREF _Toc225019900 \h </w:instrText>
+              <w:instrText xml:space="preserve"> PAGEREF _Toc225606325 \h </w:instrText>
             </w:r>
             <w:r>
               <w:rPr>
@@ -9739,7 +9740,7 @@
               <w:szCs w:val="24"/>
             </w:rPr>
           </w:pPr>
-          <w:hyperlink w:anchor="_Toc225019901" w:history="1">
+          <w:hyperlink w:anchor="_Toc225606326" w:history="1">
             <w:r>
               <w:rPr>
                 <w:rStyle w:val="Hyperlink"/>
@@ -9767,7 +9768,7 @@
                 <w:noProof/>
                 <w:webHidden/>
               </w:rPr>
-              <w:instrText xml:space="preserve"> PAGEREF _Toc225019901 \h </w:instrText>
+              <w:instrText xml:space="preserve"> PAGEREF _Toc225606326 \h </w:instrText>
             </w:r>
             <w:r>
               <w:rPr>
@@ -9812,26 +9813,6 @@
     </w:sdt>
     <w:p>
       <w:pPr>
-        <w:spacing w:after="0" w:line="240" w:lineRule="auto"/>
-        <w:rPr>
-          <w:rFonts w:eastAsiaTheme="majorEastAsia" w:cs="Times New Roman"/>
-          <w:b/>
-          <w:bCs/>
-          <w:szCs w:val="26"/>
-          <w:lang w:val="vi-VN"/>
-        </w:rPr>
-      </w:pPr>
-      <w:r>
-        <w:rPr>
-          <w:rFonts w:cs="Times New Roman"/>
-          <w:szCs w:val="26"/>
-        </w:rPr>
-        <w:lastRenderedPageBreak/>
-        <w:br w:type="page"/>
-      </w:r>
-    </w:p>
-    <w:p>
-      <w:pPr>
         <w:pStyle w:val="Heading1"/>
         <w:spacing w:line="240" w:lineRule="auto"/>
         <w:jc w:val="center"/>
@@ -9842,7 +9823,7 @@
         </w:rPr>
       </w:pPr>
       <w:bookmarkStart w:id="11" w:name="_Toc224129179"/>
-      <w:bookmarkStart w:id="12" w:name="_Toc225019819"/>
+      <w:bookmarkStart w:id="12" w:name="_Toc225606244"/>
       <w:r>
         <w:rPr>
           <w:rFonts w:cs="Times New Roman"/>
@@ -11651,83 +11632,6 @@
       </w:pPr>
     </w:p>
     <w:p>
-      <w:pPr>
-        <w:spacing w:after="0" w:line="240" w:lineRule="auto"/>
-        <w:rPr>
-          <w:rFonts w:cs="Times New Roman"/>
-          <w:b/>
-          <w:bCs/>
-          <w:szCs w:val="26"/>
-          <w:lang w:val="vi-VN"/>
-        </w:rPr>
-      </w:pPr>
-    </w:p>
-    <w:p>
-      <w:pPr>
-        <w:spacing w:after="0" w:line="240" w:lineRule="auto"/>
-        <w:rPr>
-          <w:rFonts w:cs="Times New Roman"/>
-          <w:b/>
-          <w:bCs/>
-          <w:szCs w:val="26"/>
-          <w:lang w:val="vi-VN"/>
-        </w:rPr>
-      </w:pPr>
-    </w:p>
-    <w:p>
-      <w:pPr>
-        <w:spacing w:after="0" w:line="240" w:lineRule="auto"/>
-        <w:rPr>
-          <w:rFonts w:cs="Times New Roman"/>
-          <w:b/>
-          <w:bCs/>
-          <w:szCs w:val="26"/>
-          <w:lang w:val="vi-VN"/>
-        </w:rPr>
-      </w:pPr>
-    </w:p>
-    <w:p>
-      <w:pPr>
-        <w:spacing w:after="0" w:line="240" w:lineRule="auto"/>
-        <w:rPr>
-          <w:rFonts w:cs="Times New Roman"/>
-          <w:b/>
-          <w:bCs/>
-          <w:szCs w:val="26"/>
-          <w:lang w:val="vi-VN"/>
-        </w:rPr>
-      </w:pPr>
-    </w:p>
-    <w:p>
-      <w:pPr>
-        <w:spacing w:after="0" w:line="240" w:lineRule="auto"/>
-        <w:rPr>
-          <w:rFonts w:cs="Times New Roman"/>
-          <w:b/>
-          <w:bCs/>
-          <w:szCs w:val="26"/>
-          <w:lang w:val="vi-VN"/>
-        </w:rPr>
-      </w:pPr>
-    </w:p>
-    <w:p>
-      <w:pPr>
-        <w:spacing w:after="0" w:line="240" w:lineRule="auto"/>
-        <w:rPr>
-          <w:rFonts w:cs="Times New Roman"/>
-          <w:b/>
-          <w:bCs/>
-          <w:szCs w:val="26"/>
-          <w:lang w:val="vi-VN"/>
-        </w:rPr>
-      </w:pPr>
-    </w:p>
-    <w:p>
-      <w:pPr>
-        <w:rPr>
-          <w:lang w:val="vi-VN"/>
-        </w:rPr>
-      </w:pPr>
       <w:bookmarkStart w:id="13" w:name="_Toc224129180"/>
     </w:p>
     <w:p>
@@ -11741,13 +11645,14 @@
           <w:lang w:val="vi-VN"/>
         </w:rPr>
       </w:pPr>
-      <w:bookmarkStart w:id="14" w:name="_Toc225019820"/>
+      <w:bookmarkStart w:id="14" w:name="_Toc225606245"/>
       <w:r>
         <w:rPr>
           <w:rFonts w:cs="Times New Roman"/>
           <w:szCs w:val="32"/>
           <w:lang w:val="vi-VN"/>
         </w:rPr>
+        <w:lastRenderedPageBreak/>
         <w:t>DANH MỤC HÌNH</w:t>
       </w:r>
       <w:bookmarkEnd w:id="13"/>
@@ -14191,7 +14096,30 @@
         <w:rPr>
           <w:rFonts w:cs="Times New Roman"/>
           <w:szCs w:val="26"/>
-          <w:lang w:val="vi-VN"/>
+        </w:rPr>
+      </w:pPr>
+    </w:p>
+    <w:p>
+      <w:pPr>
+        <w:rPr>
+          <w:rFonts w:cs="Times New Roman"/>
+          <w:szCs w:val="26"/>
+        </w:rPr>
+      </w:pPr>
+    </w:p>
+    <w:p>
+      <w:pPr>
+        <w:rPr>
+          <w:rFonts w:cs="Times New Roman"/>
+          <w:szCs w:val="26"/>
+        </w:rPr>
+      </w:pPr>
+    </w:p>
+    <w:p>
+      <w:pPr>
+        <w:rPr>
+          <w:rFonts w:cs="Times New Roman"/>
+          <w:szCs w:val="26"/>
         </w:rPr>
       </w:pPr>
     </w:p>
@@ -14238,7 +14166,7 @@
           <w:lang w:val="vi-VN"/>
         </w:rPr>
       </w:pPr>
-      <w:bookmarkStart w:id="16" w:name="_Toc225019821"/>
+      <w:bookmarkStart w:id="16" w:name="_Toc225606246"/>
       <w:r>
         <w:rPr>
           <w:rFonts w:cs="Times New Roman"/>
@@ -14246,6 +14174,7 @@
           <w:szCs w:val="26"/>
           <w:lang w:val="vi-VN"/>
         </w:rPr>
+        <w:lastRenderedPageBreak/>
         <w:t>DANH MỤC TỪ VIẾT TẮT</w:t>
       </w:r>
       <w:bookmarkEnd w:id="15"/>
@@ -15197,7 +15126,7 @@
         </w:rPr>
       </w:pPr>
       <w:bookmarkStart w:id="17" w:name="_Toc224129182"/>
-      <w:bookmarkStart w:id="18" w:name="_Toc225019822"/>
+      <w:bookmarkStart w:id="18" w:name="_Toc225606247"/>
       <w:r>
         <w:rPr>
           <w:rFonts w:cs="Times New Roman"/>
@@ -15257,7 +15186,7 @@
         </w:rPr>
       </w:pPr>
       <w:bookmarkStart w:id="20" w:name="_Toc224129184"/>
-      <w:bookmarkStart w:id="21" w:name="_Toc225019823"/>
+      <w:bookmarkStart w:id="21" w:name="_Toc225606248"/>
       <w:r>
         <w:rPr>
           <w:rFonts w:cs="Times New Roman"/>
@@ -15282,7 +15211,7 @@
         </w:rPr>
         <w:tab/>
       </w:r>
-      <w:bookmarkStart w:id="22" w:name="_Toc225019824"/>
+      <w:bookmarkStart w:id="22" w:name="_Toc225606249"/>
       <w:r>
         <w:rPr>
           <w:lang w:val="vi-VN"/>
@@ -15441,7 +15370,7 @@
         </w:rPr>
         <w:tab/>
       </w:r>
-      <w:bookmarkStart w:id="23" w:name="_Toc225019825"/>
+      <w:bookmarkStart w:id="23" w:name="_Toc225606250"/>
       <w:r>
         <w:rPr>
           <w:lang w:val="vi-VN"/>
@@ -15582,7 +15511,7 @@
         </w:rPr>
         <w:tab/>
       </w:r>
-      <w:bookmarkStart w:id="24" w:name="_Toc225019826"/>
+      <w:bookmarkStart w:id="24" w:name="_Toc225606251"/>
       <w:r>
         <w:rPr>
           <w:lang w:val="vi-VN"/>
@@ -15728,7 +15657,7 @@
         </w:rPr>
         <w:tab/>
       </w:r>
-      <w:bookmarkStart w:id="25" w:name="_Toc225019827"/>
+      <w:bookmarkStart w:id="25" w:name="_Toc225606252"/>
       <w:r>
         <w:rPr>
           <w:lang w:val="vi-VN"/>
@@ -15928,7 +15857,7 @@
           <w:lang w:val="vi-VN"/>
         </w:rPr>
       </w:pPr>
-      <w:bookmarkStart w:id="27" w:name="_Toc225019828"/>
+      <w:bookmarkStart w:id="27" w:name="_Toc225606253"/>
       <w:r>
         <w:rPr>
           <w:lang w:val="vi-VN"/>
@@ -16542,7 +16471,7 @@
           <w:lang w:val="vi-VN"/>
         </w:rPr>
       </w:pPr>
-      <w:bookmarkStart w:id="28" w:name="_Toc225019829"/>
+      <w:bookmarkStart w:id="28" w:name="_Toc225606254"/>
       <w:r>
         <w:rPr>
           <w:lang w:val="vi-VN"/>
@@ -16572,7 +16501,7 @@
         </w:rPr>
         <w:tab/>
       </w:r>
-      <w:bookmarkStart w:id="29" w:name="_Toc225019830"/>
+      <w:bookmarkStart w:id="29" w:name="_Toc225606255"/>
       <w:r>
         <w:rPr>
           <w:lang w:val="vi-VN"/>
@@ -16748,7 +16677,7 @@
         </w:rPr>
         <w:tab/>
       </w:r>
-      <w:bookmarkStart w:id="30" w:name="_Toc225019831"/>
+      <w:bookmarkStart w:id="30" w:name="_Toc225606256"/>
       <w:r>
         <w:rPr>
           <w:lang w:val="vi-VN"/>
@@ -16942,7 +16871,7 @@
         </w:rPr>
       </w:pPr>
       <w:bookmarkStart w:id="31" w:name="_Toc224129189"/>
-      <w:bookmarkStart w:id="32" w:name="_Toc225019832"/>
+      <w:bookmarkStart w:id="32" w:name="_Toc225606257"/>
       <w:r>
         <w:rPr>
           <w:rFonts w:cs="Times New Roman"/>
@@ -16998,7 +16927,7 @@
         </w:rPr>
       </w:pPr>
       <w:bookmarkStart w:id="34" w:name="_Toc224129191"/>
-      <w:bookmarkStart w:id="35" w:name="_Toc225019833"/>
+      <w:bookmarkStart w:id="35" w:name="_Toc225606258"/>
       <w:r>
         <w:rPr>
           <w:lang w:val="vi-VN"/>
@@ -17034,7 +16963,7 @@
         </w:rPr>
         <w:tab/>
       </w:r>
-      <w:bookmarkStart w:id="36" w:name="_Toc225019834"/>
+      <w:bookmarkStart w:id="36" w:name="_Toc225606259"/>
       <w:r>
         <w:rPr>
           <w:lang w:val="vi-VN"/>
@@ -18490,7 +18419,7 @@
         </w:rPr>
         <w:tab/>
       </w:r>
-      <w:bookmarkStart w:id="39" w:name="_Toc225019835"/>
+      <w:bookmarkStart w:id="39" w:name="_Toc225606260"/>
       <w:r>
         <w:rPr>
           <w:lang w:val="vi-VN"/>
@@ -18716,7 +18645,7 @@
         </w:rPr>
         <w:tab/>
       </w:r>
-      <w:bookmarkStart w:id="40" w:name="_Toc225019836"/>
+      <w:bookmarkStart w:id="40" w:name="_Toc225606261"/>
       <w:r>
         <w:rPr>
           <w:lang w:val="vi-VN"/>
@@ -19116,7 +19045,7 @@
         </w:rPr>
       </w:pPr>
       <w:bookmarkStart w:id="41" w:name="_Toc224129192"/>
-      <w:bookmarkStart w:id="42" w:name="_Toc225019837"/>
+      <w:bookmarkStart w:id="42" w:name="_Toc225606262"/>
       <w:r>
         <w:rPr>
           <w:rFonts w:cs="Times New Roman"/>
@@ -19150,7 +19079,7 @@
         </w:rPr>
         <w:tab/>
       </w:r>
-      <w:bookmarkStart w:id="43" w:name="_Toc225019838"/>
+      <w:bookmarkStart w:id="43" w:name="_Toc225606263"/>
       <w:r>
         <w:rPr>
           <w:lang w:val="vi-VN"/>
@@ -19268,7 +19197,7 @@
         </w:rPr>
         <w:tab/>
       </w:r>
-      <w:bookmarkStart w:id="44" w:name="_Toc225019839"/>
+      <w:bookmarkStart w:id="44" w:name="_Toc225606264"/>
       <w:r>
         <w:rPr>
           <w:lang w:val="vi-VN"/>
@@ -20042,7 +19971,7 @@
         </w:rPr>
         <w:tab/>
       </w:r>
-      <w:bookmarkStart w:id="45" w:name="_Toc225019840"/>
+      <w:bookmarkStart w:id="45" w:name="_Toc225606265"/>
       <w:r>
         <w:rPr>
           <w:lang w:val="vi-VN"/>
@@ -20193,7 +20122,7 @@
         </w:rPr>
       </w:pPr>
       <w:bookmarkStart w:id="46" w:name="_Toc224129193"/>
-      <w:bookmarkStart w:id="47" w:name="_Toc225019841"/>
+      <w:bookmarkStart w:id="47" w:name="_Toc225606266"/>
       <w:r>
         <w:rPr>
           <w:rFonts w:cs="Times New Roman"/>
@@ -20227,7 +20156,7 @@
         </w:rPr>
         <w:tab/>
       </w:r>
-      <w:bookmarkStart w:id="48" w:name="_Toc225019842"/>
+      <w:bookmarkStart w:id="48" w:name="_Toc225606267"/>
       <w:r>
         <w:rPr>
           <w:lang w:val="vi-VN"/>
@@ -20985,7 +20914,7 @@
         </w:rPr>
         <w:tab/>
       </w:r>
-      <w:bookmarkStart w:id="50" w:name="_Toc225019843"/>
+      <w:bookmarkStart w:id="50" w:name="_Toc225606268"/>
       <w:r>
         <w:rPr>
           <w:lang w:val="vi-VN"/>
@@ -21211,7 +21140,7 @@
           <w:lang w:val="vi-VN"/>
         </w:rPr>
       </w:pPr>
-      <w:bookmarkStart w:id="51" w:name="_Toc225019844"/>
+      <w:bookmarkStart w:id="51" w:name="_Toc225606269"/>
       <w:r>
         <w:rPr>
           <w:lang w:val="vi-VN"/>
@@ -21467,7 +21396,7 @@
           <w:lang w:val="vi-VN"/>
         </w:rPr>
       </w:pPr>
-      <w:bookmarkStart w:id="52" w:name="_Toc225019845"/>
+      <w:bookmarkStart w:id="52" w:name="_Toc225606270"/>
       <w:r>
         <w:rPr>
           <w:lang w:val="vi-VN"/>
@@ -21911,7 +21840,7 @@
         </w:rPr>
       </w:pPr>
       <w:bookmarkStart w:id="53" w:name="_Toc224129194"/>
-      <w:bookmarkStart w:id="54" w:name="_Toc225019846"/>
+      <w:bookmarkStart w:id="54" w:name="_Toc225606271"/>
       <w:r>
         <w:rPr>
           <w:rFonts w:cs="Times New Roman"/>
@@ -21961,7 +21890,7 @@
         </w:rPr>
       </w:pPr>
       <w:bookmarkStart w:id="56" w:name="_Toc224129196"/>
-      <w:bookmarkStart w:id="57" w:name="_Toc225019847"/>
+      <w:bookmarkStart w:id="57" w:name="_Toc225606272"/>
       <w:r>
         <w:rPr>
           <w:rFonts w:cs="Times New Roman"/>
@@ -22011,7 +21940,7 @@
         </w:rPr>
         <w:tab/>
       </w:r>
-      <w:bookmarkStart w:id="58" w:name="_Toc225019848"/>
+      <w:bookmarkStart w:id="58" w:name="_Toc225606273"/>
       <w:r>
         <w:rPr>
           <w:lang w:val="vi-VN"/>
@@ -22577,7 +22506,7 @@
         </w:rPr>
         <w:tab/>
       </w:r>
-      <w:bookmarkStart w:id="59" w:name="_Toc225019849"/>
+      <w:bookmarkStart w:id="59" w:name="_Toc225606274"/>
       <w:r>
         <w:rPr>
           <w:lang w:val="vi-VN"/>
@@ -22746,7 +22675,7 @@
         </w:rPr>
         <w:tab/>
       </w:r>
-      <w:bookmarkStart w:id="60" w:name="_Toc225019850"/>
+      <w:bookmarkStart w:id="60" w:name="_Toc225606275"/>
       <w:r>
         <w:rPr>
           <w:lang w:val="vi-VN"/>
@@ -22886,7 +22815,7 @@
         </w:rPr>
         <w:tab/>
       </w:r>
-      <w:bookmarkStart w:id="61" w:name="_Toc225019851"/>
+      <w:bookmarkStart w:id="61" w:name="_Toc225606276"/>
       <w:r>
         <w:rPr>
           <w:lang w:val="vi-VN"/>
@@ -23030,7 +22959,7 @@
         </w:rPr>
         <w:tab/>
       </w:r>
-      <w:bookmarkStart w:id="62" w:name="_Toc225019852"/>
+      <w:bookmarkStart w:id="62" w:name="_Toc225606277"/>
       <w:r>
         <w:rPr>
           <w:lang w:val="vi-VN"/>
@@ -23887,7 +23816,7 @@
           <w:lang w:val="vi-VN"/>
         </w:rPr>
       </w:pPr>
-      <w:bookmarkStart w:id="69" w:name="_Toc225019853"/>
+      <w:bookmarkStart w:id="69" w:name="_Toc225606278"/>
       <w:r>
         <w:rPr>
           <w:lang w:val="vi-VN"/>
@@ -23929,7 +23858,7 @@
         </w:rPr>
         <w:tab/>
       </w:r>
-      <w:bookmarkStart w:id="70" w:name="_Toc225019854"/>
+      <w:bookmarkStart w:id="70" w:name="_Toc225606279"/>
       <w:r>
         <w:rPr>
           <w:lang w:val="vi-VN"/>
@@ -24175,7 +24104,7 @@
         </w:rPr>
         <w:tab/>
       </w:r>
-      <w:bookmarkStart w:id="71" w:name="_Toc225019855"/>
+      <w:bookmarkStart w:id="71" w:name="_Toc225606280"/>
       <w:r>
         <w:rPr>
           <w:lang w:val="vi-VN"/>
@@ -24813,7 +24742,7 @@
         </w:rPr>
       </w:pPr>
       <w:bookmarkStart w:id="73" w:name="_Toc224129203"/>
-      <w:bookmarkStart w:id="74" w:name="_Toc225019856"/>
+      <w:bookmarkStart w:id="74" w:name="_Toc225606281"/>
       <w:r>
         <w:rPr>
           <w:rFonts w:cs="Times New Roman"/>
@@ -24894,7 +24823,7 @@
         </w:rPr>
       </w:pPr>
       <w:bookmarkStart w:id="76" w:name="_Toc224129205"/>
-      <w:bookmarkStart w:id="77" w:name="_Toc225019857"/>
+      <w:bookmarkStart w:id="77" w:name="_Toc225606282"/>
       <w:r>
         <w:rPr>
           <w:rFonts w:cs="Times New Roman"/>
@@ -25019,7 +24948,7 @@
           <w:lang w:val="vi-VN"/>
         </w:rPr>
       </w:pPr>
-      <w:bookmarkStart w:id="79" w:name="_Toc225019858"/>
+      <w:bookmarkStart w:id="79" w:name="_Toc225606283"/>
       <w:r>
         <w:rPr>
           <w:lang w:val="vi-VN"/>
@@ -25147,7 +25076,7 @@
           <w:lang w:val="vi-VN"/>
         </w:rPr>
       </w:pPr>
-      <w:bookmarkStart w:id="81" w:name="_Toc225019859"/>
+      <w:bookmarkStart w:id="81" w:name="_Toc225606284"/>
       <w:r>
         <w:rPr>
           <w:lang w:val="vi-VN"/>
@@ -25177,7 +25106,7 @@
         </w:rPr>
         <w:tab/>
       </w:r>
-      <w:bookmarkStart w:id="82" w:name="_Toc225019860"/>
+      <w:bookmarkStart w:id="82" w:name="_Toc225606285"/>
       <w:r>
         <w:rPr>
           <w:lang w:val="vi-VN"/>
@@ -25306,7 +25235,7 @@
         </w:rPr>
         <w:tab/>
       </w:r>
-      <w:bookmarkStart w:id="84" w:name="_Toc225019861"/>
+      <w:bookmarkStart w:id="84" w:name="_Toc225606286"/>
       <w:r>
         <w:rPr>
           <w:lang w:val="vi-VN"/>
@@ -25458,7 +25387,7 @@
           <w:lang w:val="vi-VN"/>
         </w:rPr>
       </w:pPr>
-      <w:bookmarkStart w:id="86" w:name="_Toc225019862"/>
+      <w:bookmarkStart w:id="86" w:name="_Toc225606287"/>
       <w:r>
         <w:rPr>
           <w:lang w:val="vi-VN"/>
@@ -25635,7 +25564,7 @@
           <w:lang w:val="vi-VN"/>
         </w:rPr>
       </w:pPr>
-      <w:bookmarkStart w:id="88" w:name="_Toc225019863"/>
+      <w:bookmarkStart w:id="88" w:name="_Toc225606288"/>
       <w:r>
         <w:rPr>
           <w:lang w:val="vi-VN"/>
@@ -25679,7 +25608,7 @@
         </w:rPr>
         <w:tab/>
       </w:r>
-      <w:bookmarkStart w:id="89" w:name="_Toc225019864"/>
+      <w:bookmarkStart w:id="89" w:name="_Toc225606289"/>
       <w:r>
         <w:rPr>
           <w:lang w:val="vi-VN"/>
@@ -25798,7 +25727,7 @@
         </w:rPr>
         <w:tab/>
       </w:r>
-      <w:bookmarkStart w:id="91" w:name="_Toc225019865"/>
+      <w:bookmarkStart w:id="91" w:name="_Toc225606290"/>
       <w:r>
         <w:t>4</w:t>
       </w:r>
@@ -25918,7 +25847,7 @@
           <w:lang w:val="vi-VN"/>
         </w:rPr>
       </w:pPr>
-      <w:bookmarkStart w:id="93" w:name="_Toc225019866"/>
+      <w:bookmarkStart w:id="93" w:name="_Toc225606291"/>
       <w:r>
         <w:rPr>
           <w:lang w:val="vi-VN"/>
@@ -26047,7 +25976,7 @@
           <w:lang w:val="vi-VN"/>
         </w:rPr>
       </w:pPr>
-      <w:bookmarkStart w:id="95" w:name="_Toc225019867"/>
+      <w:bookmarkStart w:id="95" w:name="_Toc225606292"/>
       <w:r>
         <w:rPr>
           <w:lang w:val="vi-VN"/>
@@ -26192,7 +26121,7 @@
           <w:lang w:val="vi-VN"/>
         </w:rPr>
       </w:pPr>
-      <w:bookmarkStart w:id="97" w:name="_Toc225019868"/>
+      <w:bookmarkStart w:id="97" w:name="_Toc225606293"/>
       <w:r>
         <w:rPr>
           <w:lang w:val="vi-VN"/>
@@ -26477,7 +26406,7 @@
           <w:lang w:val="vi-VN"/>
         </w:rPr>
       </w:pPr>
-      <w:bookmarkStart w:id="99" w:name="_Toc225019869"/>
+      <w:bookmarkStart w:id="99" w:name="_Toc225606294"/>
       <w:r>
         <w:rPr>
           <w:szCs w:val="26"/>
@@ -26508,7 +26437,7 @@
           <w:lang w:val="vi-VN"/>
         </w:rPr>
       </w:pPr>
-      <w:bookmarkStart w:id="100" w:name="_Toc225019870"/>
+      <w:bookmarkStart w:id="100" w:name="_Toc225606295"/>
       <w:r>
         <w:rPr>
           <w:lang w:val="vi-VN"/>
@@ -28666,7 +28595,7 @@
           <w:lang w:val="vi-VN"/>
         </w:rPr>
       </w:pPr>
-      <w:bookmarkStart w:id="105" w:name="_Toc225019871"/>
+      <w:bookmarkStart w:id="105" w:name="_Toc225606296"/>
       <w:r>
         <w:t xml:space="preserve">5.2 </w:t>
       </w:r>
@@ -28697,7 +28626,7 @@
         </w:rPr>
         <w:tab/>
       </w:r>
-      <w:bookmarkStart w:id="106" w:name="_Toc225019872"/>
+      <w:bookmarkStart w:id="106" w:name="_Toc225606297"/>
       <w:r>
         <w:rPr>
           <w:lang w:val="vi-VN"/>
@@ -28772,7 +28701,7 @@
         </w:rPr>
         <w:tab/>
       </w:r>
-      <w:bookmarkStart w:id="107" w:name="_Toc225019873"/>
+      <w:bookmarkStart w:id="107" w:name="_Toc225606298"/>
       <w:r>
         <w:rPr>
           <w:lang w:val="vi-VN"/>
@@ -29207,7 +29136,7 @@
           <w:lang w:val="vi-VN"/>
         </w:rPr>
       </w:pPr>
-      <w:bookmarkStart w:id="110" w:name="_Toc225019874"/>
+      <w:bookmarkStart w:id="110" w:name="_Toc225606299"/>
       <w:r>
         <w:lastRenderedPageBreak/>
         <w:t xml:space="preserve">5.3 </w:t>
@@ -29352,7 +29281,7 @@
           <w:lang w:val="vi-VN"/>
         </w:rPr>
       </w:pPr>
-      <w:bookmarkStart w:id="114" w:name="_Toc225019875"/>
+      <w:bookmarkStart w:id="114" w:name="_Toc225606300"/>
       <w:r>
         <w:rPr>
           <w:lang w:val="vi-VN"/>
@@ -29366,7 +29295,7 @@
       <w:pPr>
         <w:pStyle w:val="Heading2"/>
       </w:pPr>
-      <w:bookmarkStart w:id="115" w:name="_Toc225019876"/>
+      <w:bookmarkStart w:id="115" w:name="_Toc225606301"/>
       <w:r>
         <w:t xml:space="preserve">6.1 </w:t>
       </w:r>
@@ -29560,7 +29489,7 @@
           <w:lang w:val="vi-VN"/>
         </w:rPr>
       </w:pPr>
-      <w:bookmarkStart w:id="122" w:name="_Toc225019877"/>
+      <w:bookmarkStart w:id="122" w:name="_Toc225606302"/>
       <w:r>
         <w:lastRenderedPageBreak/>
         <w:t xml:space="preserve">6.2 </w:t>
@@ -29665,7 +29594,7 @@
           <w:lang w:val="vi-VN"/>
         </w:rPr>
       </w:pPr>
-      <w:bookmarkStart w:id="126" w:name="_Toc225019878"/>
+      <w:bookmarkStart w:id="126" w:name="_Toc225606303"/>
       <w:r>
         <w:t xml:space="preserve">6.3 </w:t>
       </w:r>
@@ -29777,7 +29706,7 @@
           <w:lang w:val="vi-VN"/>
         </w:rPr>
       </w:pPr>
-      <w:bookmarkStart w:id="130" w:name="_Toc225019879"/>
+      <w:bookmarkStart w:id="130" w:name="_Toc225606304"/>
       <w:r>
         <w:rPr>
           <w:lang w:val="vi-VN"/>
@@ -29923,7 +29852,7 @@
           <w:lang w:val="vi-VN"/>
         </w:rPr>
       </w:pPr>
-      <w:bookmarkStart w:id="134" w:name="_Toc225019880"/>
+      <w:bookmarkStart w:id="134" w:name="_Toc225606305"/>
       <w:r>
         <w:rPr>
           <w:lang w:val="vi-VN"/>
@@ -30047,7 +29976,7 @@
           <w:lang w:val="vi-VN"/>
         </w:rPr>
       </w:pPr>
-      <w:bookmarkStart w:id="138" w:name="_Toc225019881"/>
+      <w:bookmarkStart w:id="138" w:name="_Toc225606306"/>
       <w:r>
         <w:rPr>
           <w:lang w:val="vi-VN"/>
@@ -30163,7 +30092,7 @@
           <w:lang w:val="vi-VN"/>
         </w:rPr>
       </w:pPr>
-      <w:bookmarkStart w:id="142" w:name="_Toc225019882"/>
+      <w:bookmarkStart w:id="142" w:name="_Toc225606307"/>
       <w:r>
         <w:rPr>
           <w:lang w:val="vi-VN"/>
@@ -30266,7 +30195,7 @@
           <w:lang w:val="vi-VN"/>
         </w:rPr>
       </w:pPr>
-      <w:bookmarkStart w:id="146" w:name="_Toc225019883"/>
+      <w:bookmarkStart w:id="146" w:name="_Toc225606308"/>
       <w:r>
         <w:rPr>
           <w:lang w:val="vi-VN"/>
@@ -30376,7 +30305,7 @@
           <w:lang w:val="vi-VN"/>
         </w:rPr>
       </w:pPr>
-      <w:bookmarkStart w:id="150" w:name="_Toc225019884"/>
+      <w:bookmarkStart w:id="150" w:name="_Toc225606309"/>
       <w:r>
         <w:lastRenderedPageBreak/>
         <w:t>6.</w:t>
@@ -30786,7 +30715,7 @@
           <w:lang w:val="vi-VN"/>
         </w:rPr>
       </w:pPr>
-      <w:bookmarkStart w:id="163" w:name="_Toc225019885"/>
+      <w:bookmarkStart w:id="163" w:name="_Toc225606310"/>
       <w:r>
         <w:rPr>
           <w:lang w:val="vi-VN"/>
@@ -30804,7 +30733,7 @@
           <w:lang w:val="vi-VN"/>
         </w:rPr>
       </w:pPr>
-      <w:bookmarkStart w:id="164" w:name="_Toc225019886"/>
+      <w:bookmarkStart w:id="164" w:name="_Toc225606311"/>
       <w:r>
         <w:rPr>
           <w:lang w:val="vi-VN"/>
@@ -30833,7 +30762,7 @@
         </w:rPr>
         <w:tab/>
       </w:r>
-      <w:bookmarkStart w:id="165" w:name="_Toc225019887"/>
+      <w:bookmarkStart w:id="165" w:name="_Toc225606312"/>
       <w:r>
         <w:rPr>
           <w:lang w:val="vi-VN"/>
@@ -31114,7 +31043,7 @@
         </w:rPr>
         <w:tab/>
       </w:r>
-      <w:bookmarkStart w:id="169" w:name="_Toc225019888"/>
+      <w:bookmarkStart w:id="169" w:name="_Toc225606313"/>
       <w:r>
         <w:t>7.1.2 Cấu hình phần mềm</w:t>
       </w:r>
@@ -31238,7 +31167,7 @@
         <w:pStyle w:val="Heading2"/>
         <w:jc w:val="both"/>
       </w:pPr>
-      <w:bookmarkStart w:id="170" w:name="_Toc225019889"/>
+      <w:bookmarkStart w:id="170" w:name="_Toc225606314"/>
       <w:r>
         <w:t>7.2 CÁC KỊCH BẢN THỬ NGHIỆM (Test Cases)</w:t>
       </w:r>
@@ -31649,7 +31578,7 @@
           <w:lang w:val="vi-VN"/>
         </w:rPr>
       </w:pPr>
-      <w:bookmarkStart w:id="171" w:name="_Toc225019890"/>
+      <w:bookmarkStart w:id="171" w:name="_Toc225606315"/>
       <w:r>
         <w:rPr>
           <w:lang w:val="vi-VN"/>
@@ -31673,7 +31602,7 @@
         </w:rPr>
         <w:tab/>
       </w:r>
-      <w:bookmarkStart w:id="172" w:name="_Toc225019891"/>
+      <w:bookmarkStart w:id="172" w:name="_Toc225606316"/>
       <w:r>
         <w:rPr>
           <w:lang w:val="vi-VN"/>
@@ -32205,7 +32134,7 @@
         </w:rPr>
         <w:tab/>
       </w:r>
-      <w:bookmarkStart w:id="175" w:name="_Toc225019892"/>
+      <w:bookmarkStart w:id="175" w:name="_Toc225606317"/>
       <w:r>
         <w:rPr>
           <w:lang w:val="vi-VN"/>
@@ -32737,7 +32666,7 @@
         </w:rPr>
         <w:tab/>
       </w:r>
-      <w:bookmarkStart w:id="178" w:name="_Toc225019893"/>
+      <w:bookmarkStart w:id="178" w:name="_Toc225606318"/>
       <w:r>
         <w:t>7.3.3 Tỷ lệ thành công Ánh xạ Ngữ nghĩa (Semantic Mapping Rate)</w:t>
       </w:r>
@@ -33254,7 +33183,7 @@
         </w:rPr>
         <w:tab/>
       </w:r>
-      <w:bookmarkStart w:id="181" w:name="_Toc225019894"/>
+      <w:bookmarkStart w:id="181" w:name="_Toc225606319"/>
       <w:r>
         <w:rPr>
           <w:lang w:val="vi-VN"/>
@@ -33384,7 +33313,7 @@
         </w:rPr>
         <w:tab/>
       </w:r>
-      <w:bookmarkStart w:id="182" w:name="_Toc225019895"/>
+      <w:bookmarkStart w:id="182" w:name="_Toc225606320"/>
       <w:r>
         <w:rPr>
           <w:lang w:val="vi-VN"/>
@@ -33509,7 +33438,7 @@
           <w:lang w:val="vi-VN"/>
         </w:rPr>
       </w:pPr>
-      <w:bookmarkStart w:id="183" w:name="_Toc225019896"/>
+      <w:bookmarkStart w:id="183" w:name="_Toc225606321"/>
       <w:r>
         <w:rPr>
           <w:lang w:val="vi-VN"/>
@@ -33526,7 +33455,7 @@
           <w:lang w:val="vi-VN"/>
         </w:rPr>
       </w:pPr>
-      <w:bookmarkStart w:id="184" w:name="_Toc225019897"/>
+      <w:bookmarkStart w:id="184" w:name="_Toc225606322"/>
       <w:r>
         <w:rPr>
           <w:lang w:val="vi-VN"/>
@@ -33626,7 +33555,7 @@
           <w:lang w:val="vi-VN"/>
         </w:rPr>
       </w:pPr>
-      <w:bookmarkStart w:id="185" w:name="_Toc225019898"/>
+      <w:bookmarkStart w:id="185" w:name="_Toc225606323"/>
       <w:r>
         <w:rPr>
           <w:lang w:val="vi-VN"/>
@@ -33848,7 +33777,7 @@
         <w:pStyle w:val="Heading2"/>
         <w:jc w:val="both"/>
       </w:pPr>
-      <w:bookmarkStart w:id="186" w:name="_Toc225019899"/>
+      <w:bookmarkStart w:id="186" w:name="_Toc225606324"/>
       <w:r>
         <w:t>8.3 HẠN CHẾ CÒN TỒN ĐỌNG</w:t>
       </w:r>
@@ -34045,7 +33974,7 @@
           <w:lang w:val="vi-VN"/>
         </w:rPr>
       </w:pPr>
-      <w:bookmarkStart w:id="187" w:name="_Toc225019900"/>
+      <w:bookmarkStart w:id="187" w:name="_Toc225606325"/>
       <w:r>
         <w:rPr>
           <w:lang w:val="vi-VN"/>
@@ -34290,7 +34219,7 @@
           <w:lang w:val="vi-VN"/>
         </w:rPr>
       </w:pPr>
-      <w:bookmarkStart w:id="188" w:name="_Toc225019901"/>
+      <w:bookmarkStart w:id="188" w:name="_Toc225606326"/>
       <w:r>
         <w:rPr>
           <w:lang w:val="vi-VN"/>

--- a/thesis/BaoCaoDoAn2_LeQuangHuy_223571.docx
+++ b/thesis/BaoCaoDoAn2_LeQuangHuy_223571.docx
@@ -2363,7 +2363,23 @@
           <w:szCs w:val="26"/>
           <w:lang w:val="vi-VN"/>
         </w:rPr>
-        <w:t>hoa Công Nghệ Thông Tin, cùng các giảng viên đã tận tình chỉ dạy và tạo điều kiện giúp đỡ em trong quá trình học tập, nghiên cứu và hoàn thành đề tài.</w:t>
+        <w:t xml:space="preserve">hoa Công Nghệ Thông Tin, cùng các giảng viên đã tận tình chỉ dạy và tạo điều kiện giúp đỡ em trong quá trình học tập, nghiên cứu và hoàn thành </w:t>
+      </w:r>
+      <w:r>
+        <w:rPr>
+          <w:rFonts w:cs="Times New Roman"/>
+          <w:szCs w:val="26"/>
+          <w:lang w:val="vi-VN"/>
+        </w:rPr>
+        <w:t>đồ án</w:t>
+      </w:r>
+      <w:r>
+        <w:rPr>
+          <w:rFonts w:cs="Times New Roman"/>
+          <w:szCs w:val="26"/>
+          <w:lang w:val="vi-VN"/>
+        </w:rPr>
+        <w:t>.</w:t>
       </w:r>
     </w:p>
     <w:p>
@@ -2407,7 +2423,39 @@
           <w:szCs w:val="26"/>
           <w:lang w:val="vi-VN"/>
         </w:rPr>
-        <w:t>– người hướng dẫn và cũng là người đã luôn tận tình chỉ bảo, giúp đỡ và động viên em trong suốt quá trình nghiên cứu và hoàn thành đề tài thực tập nghiên cứu này.</w:t>
+        <w:t xml:space="preserve">– người hướng dẫn và cũng là người đã luôn tận tình chỉ bảo, giúp đỡ và động viên em trong suốt quá trình nghiên cứu và hoàn thành </w:t>
+      </w:r>
+      <w:r>
+        <w:rPr>
+          <w:rFonts w:cs="Times New Roman"/>
+          <w:szCs w:val="26"/>
+          <w:lang w:val="vi-VN"/>
+        </w:rPr>
+        <w:t>đồ án</w:t>
+      </w:r>
+      <w:r>
+        <w:rPr>
+          <w:rFonts w:cs="Times New Roman"/>
+          <w:szCs w:val="26"/>
+          <w:lang w:val="vi-VN"/>
+        </w:rPr>
+        <w:t xml:space="preserve"> chuyên ngành</w:t>
+      </w:r>
+      <w:r>
+        <w:rPr>
+          <w:rFonts w:cs="Times New Roman"/>
+          <w:szCs w:val="26"/>
+          <w:lang w:val="vi-VN"/>
+        </w:rPr>
+        <w:t xml:space="preserve"> 2 </w:t>
+      </w:r>
+      <w:r>
+        <w:rPr>
+          <w:rFonts w:cs="Times New Roman"/>
+          <w:szCs w:val="26"/>
+          <w:lang w:val="vi-VN"/>
+        </w:rPr>
+        <w:t>này.</w:t>
       </w:r>
     </w:p>
     <w:p>
@@ -2427,7 +2475,23 @@
           <w:szCs w:val="26"/>
           <w:lang w:val="vi-VN"/>
         </w:rPr>
-        <w:t>Mặc dù, đã cố gắng rất nhiều nhưng bài luận không tránh khỏi những thiếu sót; em rất mong nhận được sự thông cảm, chỉ dẫn, giúp đỡ và đóng góp ý kiến của quý thầy cô, các cán bộ quản lý và các bạn đang học cùng em tại Trường Đại học Nam Cần Thơ</w:t>
+        <w:t xml:space="preserve">Mặc dù, đã cố gắng rất nhiều nhưng bài </w:t>
+      </w:r>
+      <w:r>
+        <w:rPr>
+          <w:rFonts w:cs="Times New Roman"/>
+          <w:szCs w:val="26"/>
+          <w:lang w:val="vi-VN"/>
+        </w:rPr>
+        <w:t>báo cáo</w:t>
+      </w:r>
+      <w:r>
+        <w:rPr>
+          <w:rFonts w:cs="Times New Roman"/>
+          <w:szCs w:val="26"/>
+          <w:lang w:val="vi-VN"/>
+        </w:rPr>
+        <w:t xml:space="preserve"> không tránh khỏi những thiếu sót; em rất mong nhận được sự thông cảm, chỉ dẫn, giúp đỡ và đóng góp ý kiến của quý thầy cô, các cán bộ quản lý và các bạn đang học cùng em tại Trường Đại học Nam Cần Thơ</w:t>
       </w:r>
       <w:r>
         <w:rPr>
@@ -20900,27 +20964,14 @@
       <w:r>
         <w:t>Bảng 2.</w:t>
       </w:r>
-      <w:r>
-        <w:fldChar w:fldCharType="begin"/>
-      </w:r>
-      <w:r>
-        <w:instrText xml:space="preserve"> SEQ Bảng_2. \* ARABIC </w:instrText>
-      </w:r>
-      <w:r>
-        <w:fldChar w:fldCharType="separate"/>
-      </w:r>
-      <w:r>
-        <w:rPr>
-          <w:noProof/>
-        </w:rPr>
-        <w:t>1</w:t>
-      </w:r>
-      <w:r>
-        <w:rPr>
-          <w:noProof/>
-        </w:rPr>
-        <w:fldChar w:fldCharType="end"/>
-      </w:r>
+      <w:fldSimple w:instr=" SEQ Bảng_2. \* ARABIC ">
+        <w:r>
+          <w:rPr>
+            <w:noProof/>
+          </w:rPr>
+          <w:t>1</w:t>
+        </w:r>
+      </w:fldSimple>
       <w:r>
         <w:rPr>
           <w:lang w:val="vi-VN"/>
@@ -21421,27 +21472,14 @@
       <w:r>
         <w:t>Bảng 2.</w:t>
       </w:r>
-      <w:r>
-        <w:fldChar w:fldCharType="begin"/>
-      </w:r>
-      <w:r>
-        <w:instrText xml:space="preserve"> SEQ Bảng_2. \* ARABIC </w:instrText>
-      </w:r>
-      <w:r>
-        <w:fldChar w:fldCharType="separate"/>
-      </w:r>
-      <w:r>
-        <w:rPr>
-          <w:noProof/>
-        </w:rPr>
-        <w:t>2</w:t>
-      </w:r>
-      <w:r>
-        <w:rPr>
-          <w:noProof/>
-        </w:rPr>
-        <w:fldChar w:fldCharType="end"/>
-      </w:r>
+      <w:fldSimple w:instr=" SEQ Bảng_2. \* ARABIC ">
+        <w:r>
+          <w:rPr>
+            <w:noProof/>
+          </w:rPr>
+          <w:t>2</w:t>
+        </w:r>
+      </w:fldSimple>
       <w:r>
         <w:rPr>
           <w:lang w:val="vi-VN"/>
@@ -24061,27 +24099,14 @@
       <w:r>
         <w:t>Bảng 2.</w:t>
       </w:r>
-      <w:r>
-        <w:fldChar w:fldCharType="begin"/>
-      </w:r>
-      <w:r>
-        <w:instrText xml:space="preserve"> SEQ Bảng_2. \* ARABIC </w:instrText>
-      </w:r>
-      <w:r>
-        <w:fldChar w:fldCharType="separate"/>
-      </w:r>
-      <w:r>
-        <w:rPr>
-          <w:noProof/>
-        </w:rPr>
-        <w:t>3</w:t>
-      </w:r>
-      <w:r>
-        <w:rPr>
-          <w:noProof/>
-        </w:rPr>
-        <w:fldChar w:fldCharType="end"/>
-      </w:r>
+      <w:fldSimple w:instr=" SEQ Bảng_2. \* ARABIC ">
+        <w:r>
+          <w:rPr>
+            <w:noProof/>
+          </w:rPr>
+          <w:t>3</w:t>
+        </w:r>
+      </w:fldSimple>
       <w:r>
         <w:rPr>
           <w:lang w:val="vi-VN"/>
@@ -27350,27 +27375,14 @@
       <w:r>
         <w:t>Bảng 2.</w:t>
       </w:r>
-      <w:r>
-        <w:fldChar w:fldCharType="begin"/>
-      </w:r>
-      <w:r>
-        <w:instrText xml:space="preserve"> SEQ Bảng_2. \* ARABIC </w:instrText>
-      </w:r>
-      <w:r>
-        <w:fldChar w:fldCharType="separate"/>
-      </w:r>
-      <w:r>
-        <w:rPr>
-          <w:noProof/>
-        </w:rPr>
-        <w:t>4</w:t>
-      </w:r>
-      <w:r>
-        <w:rPr>
-          <w:noProof/>
-        </w:rPr>
-        <w:fldChar w:fldCharType="end"/>
-      </w:r>
+      <w:fldSimple w:instr=" SEQ Bảng_2. \* ARABIC ">
+        <w:r>
+          <w:rPr>
+            <w:noProof/>
+          </w:rPr>
+          <w:t>4</w:t>
+        </w:r>
+      </w:fldSimple>
       <w:r>
         <w:rPr>
           <w:lang w:val="vi-VN"/>
@@ -27686,27 +27698,14 @@
       <w:r>
         <w:t>Bảng 2.</w:t>
       </w:r>
-      <w:r>
-        <w:fldChar w:fldCharType="begin"/>
-      </w:r>
-      <w:r>
-        <w:instrText xml:space="preserve"> SEQ Bảng_2. \* ARABIC </w:instrText>
-      </w:r>
-      <w:r>
-        <w:fldChar w:fldCharType="separate"/>
-      </w:r>
-      <w:r>
-        <w:rPr>
-          <w:noProof/>
-        </w:rPr>
-        <w:t>5</w:t>
-      </w:r>
-      <w:r>
-        <w:rPr>
-          <w:noProof/>
-        </w:rPr>
-        <w:fldChar w:fldCharType="end"/>
-      </w:r>
+      <w:fldSimple w:instr=" SEQ Bảng_2. \* ARABIC ">
+        <w:r>
+          <w:rPr>
+            <w:noProof/>
+          </w:rPr>
+          <w:t>5</w:t>
+        </w:r>
+      </w:fldSimple>
       <w:r>
         <w:rPr>
           <w:lang w:val="vi-VN"/>
@@ -31041,27 +31040,14 @@
       <w:r>
         <w:t>Bảng 3.</w:t>
       </w:r>
-      <w:r>
-        <w:fldChar w:fldCharType="begin"/>
-      </w:r>
-      <w:r>
-        <w:instrText xml:space="preserve"> SEQ Bảng_3. \* ARABIC </w:instrText>
-      </w:r>
-      <w:r>
-        <w:fldChar w:fldCharType="separate"/>
-      </w:r>
-      <w:r>
-        <w:rPr>
-          <w:noProof/>
-        </w:rPr>
-        <w:t>1</w:t>
-      </w:r>
-      <w:r>
-        <w:rPr>
-          <w:noProof/>
-        </w:rPr>
-        <w:fldChar w:fldCharType="end"/>
-      </w:r>
+      <w:fldSimple w:instr=" SEQ Bảng_3. \* ARABIC ">
+        <w:r>
+          <w:rPr>
+            <w:noProof/>
+          </w:rPr>
+          <w:t>1</w:t>
+        </w:r>
+      </w:fldSimple>
       <w:r>
         <w:rPr>
           <w:lang w:val="vi-VN"/>
@@ -31257,27 +31243,14 @@
       <w:r>
         <w:t>.</w:t>
       </w:r>
-      <w:r>
-        <w:fldChar w:fldCharType="begin"/>
-      </w:r>
-      <w:r>
-        <w:instrText xml:space="preserve"> SEQ Bảng_3. \* ARABIC </w:instrText>
-      </w:r>
-      <w:r>
-        <w:fldChar w:fldCharType="separate"/>
-      </w:r>
-      <w:r>
-        <w:rPr>
-          <w:noProof/>
-        </w:rPr>
-        <w:t>2</w:t>
-      </w:r>
-      <w:r>
-        <w:rPr>
-          <w:noProof/>
-        </w:rPr>
-        <w:fldChar w:fldCharType="end"/>
-      </w:r>
+      <w:fldSimple w:instr=" SEQ Bảng_3. \* ARABIC ">
+        <w:r>
+          <w:rPr>
+            <w:noProof/>
+          </w:rPr>
+          <w:t>2</w:t>
+        </w:r>
+      </w:fldSimple>
       <w:r>
         <w:rPr>
           <w:lang w:val="vi-VN"/>
@@ -31460,27 +31433,14 @@
       <w:r>
         <w:t>.</w:t>
       </w:r>
-      <w:r>
-        <w:fldChar w:fldCharType="begin"/>
-      </w:r>
-      <w:r>
-        <w:instrText xml:space="preserve"> SEQ Bảng_3. \* ARABIC </w:instrText>
-      </w:r>
-      <w:r>
-        <w:fldChar w:fldCharType="separate"/>
-      </w:r>
-      <w:r>
-        <w:rPr>
-          <w:noProof/>
-        </w:rPr>
-        <w:t>3</w:t>
-      </w:r>
-      <w:r>
-        <w:rPr>
-          <w:noProof/>
-        </w:rPr>
-        <w:fldChar w:fldCharType="end"/>
-      </w:r>
+      <w:fldSimple w:instr=" SEQ Bảng_3. \* ARABIC ">
+        <w:r>
+          <w:rPr>
+            <w:noProof/>
+          </w:rPr>
+          <w:t>3</w:t>
+        </w:r>
+      </w:fldSimple>
       <w:r>
         <w:rPr>
           <w:lang w:val="vi-VN"/>
@@ -32339,27 +32299,14 @@
       <w:r>
         <w:t>.</w:t>
       </w:r>
-      <w:r>
-        <w:fldChar w:fldCharType="begin"/>
-      </w:r>
-      <w:r>
-        <w:instrText xml:space="preserve"> SEQ Bảng_3. \* ARABIC </w:instrText>
-      </w:r>
-      <w:r>
-        <w:fldChar w:fldCharType="separate"/>
-      </w:r>
-      <w:r>
-        <w:rPr>
-          <w:noProof/>
-        </w:rPr>
-        <w:t>4</w:t>
-      </w:r>
-      <w:r>
-        <w:rPr>
-          <w:noProof/>
-        </w:rPr>
-        <w:fldChar w:fldCharType="end"/>
-      </w:r>
+      <w:fldSimple w:instr=" SEQ Bảng_3. \* ARABIC ">
+        <w:r>
+          <w:rPr>
+            <w:noProof/>
+          </w:rPr>
+          <w:t>4</w:t>
+        </w:r>
+      </w:fldSimple>
       <w:r>
         <w:rPr>
           <w:lang w:val="vi-VN"/>
@@ -32647,27 +32594,14 @@
       <w:r>
         <w:t>.</w:t>
       </w:r>
-      <w:r>
-        <w:fldChar w:fldCharType="begin"/>
-      </w:r>
-      <w:r>
-        <w:instrText xml:space="preserve"> SEQ Hình_4. \* ARABIC </w:instrText>
-      </w:r>
-      <w:r>
-        <w:fldChar w:fldCharType="separate"/>
-      </w:r>
-      <w:r>
-        <w:rPr>
-          <w:noProof/>
-        </w:rPr>
-        <w:t>1</w:t>
-      </w:r>
-      <w:r>
-        <w:rPr>
-          <w:noProof/>
-        </w:rPr>
-        <w:fldChar w:fldCharType="end"/>
-      </w:r>
+      <w:fldSimple w:instr=" SEQ Hình_4. \* ARABIC ">
+        <w:r>
+          <w:rPr>
+            <w:noProof/>
+          </w:rPr>
+          <w:t>1</w:t>
+        </w:r>
+      </w:fldSimple>
       <w:r>
         <w:rPr>
           <w:lang w:val="vi-VN"/>
@@ -32777,27 +32711,14 @@
       <w:r>
         <w:t>.</w:t>
       </w:r>
-      <w:r>
-        <w:fldChar w:fldCharType="begin"/>
-      </w:r>
-      <w:r>
-        <w:instrText xml:space="preserve"> SEQ Hình_4. \* ARABIC </w:instrText>
-      </w:r>
-      <w:r>
-        <w:fldChar w:fldCharType="separate"/>
-      </w:r>
-      <w:r>
-        <w:rPr>
-          <w:noProof/>
-        </w:rPr>
-        <w:t>2</w:t>
-      </w:r>
-      <w:r>
-        <w:rPr>
-          <w:noProof/>
-        </w:rPr>
-        <w:fldChar w:fldCharType="end"/>
-      </w:r>
+      <w:fldSimple w:instr=" SEQ Hình_4. \* ARABIC ">
+        <w:r>
+          <w:rPr>
+            <w:noProof/>
+          </w:rPr>
+          <w:t>2</w:t>
+        </w:r>
+      </w:fldSimple>
       <w:r>
         <w:rPr>
           <w:lang w:val="vi-VN"/>
@@ -32940,27 +32861,14 @@
       <w:r>
         <w:t>.</w:t>
       </w:r>
-      <w:r>
-        <w:fldChar w:fldCharType="begin"/>
-      </w:r>
-      <w:r>
-        <w:instrText xml:space="preserve"> SEQ Hình_4. \* ARABIC </w:instrText>
-      </w:r>
-      <w:r>
-        <w:fldChar w:fldCharType="separate"/>
-      </w:r>
-      <w:r>
-        <w:rPr>
-          <w:noProof/>
-        </w:rPr>
-        <w:t>3</w:t>
-      </w:r>
-      <w:r>
-        <w:rPr>
-          <w:noProof/>
-        </w:rPr>
-        <w:fldChar w:fldCharType="end"/>
-      </w:r>
+      <w:fldSimple w:instr=" SEQ Hình_4. \* ARABIC ">
+        <w:r>
+          <w:rPr>
+            <w:noProof/>
+          </w:rPr>
+          <w:t>3</w:t>
+        </w:r>
+      </w:fldSimple>
       <w:r>
         <w:rPr>
           <w:lang w:val="vi-VN"/>
@@ -33077,27 +32985,14 @@
       <w:r>
         <w:t>.</w:t>
       </w:r>
-      <w:r>
-        <w:fldChar w:fldCharType="begin"/>
-      </w:r>
-      <w:r>
-        <w:instrText xml:space="preserve"> SEQ Hình_4. \* ARABIC </w:instrText>
-      </w:r>
-      <w:r>
-        <w:fldChar w:fldCharType="separate"/>
-      </w:r>
-      <w:r>
-        <w:rPr>
-          <w:noProof/>
-        </w:rPr>
-        <w:t>4</w:t>
-      </w:r>
-      <w:r>
-        <w:rPr>
-          <w:noProof/>
-        </w:rPr>
-        <w:fldChar w:fldCharType="end"/>
-      </w:r>
+      <w:fldSimple w:instr=" SEQ Hình_4. \* ARABIC ">
+        <w:r>
+          <w:rPr>
+            <w:noProof/>
+          </w:rPr>
+          <w:t>4</w:t>
+        </w:r>
+      </w:fldSimple>
       <w:r>
         <w:rPr>
           <w:lang w:val="vi-VN"/>
@@ -33238,27 +33133,14 @@
       <w:r>
         <w:t>.</w:t>
       </w:r>
-      <w:r>
-        <w:fldChar w:fldCharType="begin"/>
-      </w:r>
-      <w:r>
-        <w:instrText xml:space="preserve"> SEQ Hình_4. \* ARABIC </w:instrText>
-      </w:r>
-      <w:r>
-        <w:fldChar w:fldCharType="separate"/>
-      </w:r>
-      <w:r>
-        <w:rPr>
-          <w:noProof/>
-        </w:rPr>
-        <w:t>5</w:t>
-      </w:r>
-      <w:r>
-        <w:rPr>
-          <w:noProof/>
-        </w:rPr>
-        <w:fldChar w:fldCharType="end"/>
-      </w:r>
+      <w:fldSimple w:instr=" SEQ Hình_4. \* ARABIC ">
+        <w:r>
+          <w:rPr>
+            <w:noProof/>
+          </w:rPr>
+          <w:t>5</w:t>
+        </w:r>
+      </w:fldSimple>
       <w:r>
         <w:rPr>
           <w:lang w:val="vi-VN"/>
@@ -33482,27 +33364,14 @@
       <w:r>
         <w:t>.</w:t>
       </w:r>
-      <w:r>
-        <w:fldChar w:fldCharType="begin"/>
-      </w:r>
-      <w:r>
-        <w:instrText xml:space="preserve"> SEQ Hình_4. \* ARABIC </w:instrText>
-      </w:r>
-      <w:r>
-        <w:fldChar w:fldCharType="separate"/>
-      </w:r>
-      <w:r>
-        <w:rPr>
-          <w:noProof/>
-        </w:rPr>
-        <w:t>6</w:t>
-      </w:r>
-      <w:r>
-        <w:rPr>
-          <w:noProof/>
-        </w:rPr>
-        <w:fldChar w:fldCharType="end"/>
-      </w:r>
+      <w:fldSimple w:instr=" SEQ Hình_4. \* ARABIC ">
+        <w:r>
+          <w:rPr>
+            <w:noProof/>
+          </w:rPr>
+          <w:t>6</w:t>
+        </w:r>
+      </w:fldSimple>
       <w:r>
         <w:rPr>
           <w:lang w:val="vi-VN"/>
@@ -33617,27 +33486,14 @@
       <w:r>
         <w:t>.</w:t>
       </w:r>
-      <w:r>
-        <w:fldChar w:fldCharType="begin"/>
-      </w:r>
-      <w:r>
-        <w:instrText xml:space="preserve"> SEQ Hình_4. \* ARABIC </w:instrText>
-      </w:r>
-      <w:r>
-        <w:fldChar w:fldCharType="separate"/>
-      </w:r>
-      <w:r>
-        <w:rPr>
-          <w:noProof/>
-        </w:rPr>
-        <w:t>7</w:t>
-      </w:r>
-      <w:r>
-        <w:rPr>
-          <w:noProof/>
-        </w:rPr>
-        <w:fldChar w:fldCharType="end"/>
-      </w:r>
+      <w:fldSimple w:instr=" SEQ Hình_4. \* ARABIC ">
+        <w:r>
+          <w:rPr>
+            <w:noProof/>
+          </w:rPr>
+          <w:t>7</w:t>
+        </w:r>
+      </w:fldSimple>
       <w:r>
         <w:rPr>
           <w:lang w:val="vi-VN"/>
@@ -33757,27 +33613,14 @@
       <w:r>
         <w:t>.</w:t>
       </w:r>
-      <w:r>
-        <w:fldChar w:fldCharType="begin"/>
-      </w:r>
-      <w:r>
-        <w:instrText xml:space="preserve"> SEQ Hình_4. \* ARABIC </w:instrText>
-      </w:r>
-      <w:r>
-        <w:fldChar w:fldCharType="separate"/>
-      </w:r>
-      <w:r>
-        <w:rPr>
-          <w:noProof/>
-        </w:rPr>
-        <w:t>8</w:t>
-      </w:r>
-      <w:r>
-        <w:rPr>
-          <w:noProof/>
-        </w:rPr>
-        <w:fldChar w:fldCharType="end"/>
-      </w:r>
+      <w:fldSimple w:instr=" SEQ Hình_4. \* ARABIC ">
+        <w:r>
+          <w:rPr>
+            <w:noProof/>
+          </w:rPr>
+          <w:t>8</w:t>
+        </w:r>
+      </w:fldSimple>
       <w:r>
         <w:rPr>
           <w:lang w:val="vi-VN"/>
@@ -33924,27 +33767,14 @@
       <w:r>
         <w:t>.</w:t>
       </w:r>
-      <w:r>
-        <w:fldChar w:fldCharType="begin"/>
-      </w:r>
-      <w:r>
-        <w:instrText xml:space="preserve"> SEQ Hình_4. \* ARABIC </w:instrText>
-      </w:r>
-      <w:r>
-        <w:fldChar w:fldCharType="separate"/>
-      </w:r>
-      <w:r>
-        <w:rPr>
-          <w:noProof/>
-        </w:rPr>
-        <w:t>9</w:t>
-      </w:r>
-      <w:r>
-        <w:rPr>
-          <w:noProof/>
-        </w:rPr>
-        <w:fldChar w:fldCharType="end"/>
-      </w:r>
+      <w:fldSimple w:instr=" SEQ Hình_4. \* ARABIC ">
+        <w:r>
+          <w:rPr>
+            <w:noProof/>
+          </w:rPr>
+          <w:t>9</w:t>
+        </w:r>
+      </w:fldSimple>
       <w:r>
         <w:rPr>
           <w:lang w:val="vi-VN"/>
@@ -34071,27 +33901,14 @@
       <w:r>
         <w:t>.</w:t>
       </w:r>
-      <w:r>
-        <w:fldChar w:fldCharType="begin"/>
-      </w:r>
-      <w:r>
-        <w:instrText xml:space="preserve"> SEQ Hình_4. \* ARABIC </w:instrText>
-      </w:r>
-      <w:r>
-        <w:fldChar w:fldCharType="separate"/>
-      </w:r>
-      <w:r>
-        <w:rPr>
-          <w:noProof/>
-        </w:rPr>
-        <w:t>10</w:t>
-      </w:r>
-      <w:r>
-        <w:rPr>
-          <w:noProof/>
-        </w:rPr>
-        <w:fldChar w:fldCharType="end"/>
-      </w:r>
+      <w:fldSimple w:instr=" SEQ Hình_4. \* ARABIC ">
+        <w:r>
+          <w:rPr>
+            <w:noProof/>
+          </w:rPr>
+          <w:t>10</w:t>
+        </w:r>
+      </w:fldSimple>
       <w:r>
         <w:rPr>
           <w:lang w:val="vi-VN"/>
@@ -36039,27 +35856,14 @@
       <w:r>
         <w:t>.</w:t>
       </w:r>
-      <w:r>
-        <w:fldChar w:fldCharType="begin"/>
-      </w:r>
-      <w:r>
-        <w:instrText xml:space="preserve"> SEQ Bảng_5. \* ARABIC </w:instrText>
-      </w:r>
-      <w:r>
-        <w:fldChar w:fldCharType="separate"/>
-      </w:r>
-      <w:r>
-        <w:rPr>
-          <w:noProof/>
-        </w:rPr>
-        <w:t>1</w:t>
-      </w:r>
-      <w:r>
-        <w:rPr>
-          <w:noProof/>
-        </w:rPr>
-        <w:fldChar w:fldCharType="end"/>
-      </w:r>
+      <w:fldSimple w:instr=" SEQ Bảng_5. \* ARABIC ">
+        <w:r>
+          <w:rPr>
+            <w:noProof/>
+          </w:rPr>
+          <w:t>1</w:t>
+        </w:r>
+      </w:fldSimple>
       <w:r>
         <w:rPr>
           <w:lang w:val="vi-VN"/>
@@ -36430,27 +36234,14 @@
       <w:r>
         <w:t>.</w:t>
       </w:r>
-      <w:r>
-        <w:fldChar w:fldCharType="begin"/>
-      </w:r>
-      <w:r>
-        <w:instrText xml:space="preserve"> SEQ Bảng_5. \* ARABIC </w:instrText>
-      </w:r>
-      <w:r>
-        <w:fldChar w:fldCharType="separate"/>
-      </w:r>
-      <w:r>
-        <w:rPr>
-          <w:noProof/>
-        </w:rPr>
-        <w:t>2</w:t>
-      </w:r>
-      <w:r>
-        <w:rPr>
-          <w:noProof/>
-        </w:rPr>
-        <w:fldChar w:fldCharType="end"/>
-      </w:r>
+      <w:fldSimple w:instr=" SEQ Bảng_5. \* ARABIC ">
+        <w:r>
+          <w:rPr>
+            <w:noProof/>
+          </w:rPr>
+          <w:t>2</w:t>
+        </w:r>
+      </w:fldSimple>
       <w:r>
         <w:rPr>
           <w:lang w:val="vi-VN"/>
@@ -37476,27 +37267,14 @@
       <w:r>
         <w:t>.</w:t>
       </w:r>
-      <w:r>
-        <w:fldChar w:fldCharType="begin"/>
-      </w:r>
-      <w:r>
-        <w:instrText xml:space="preserve"> SEQ Hình_5. \* ARABIC </w:instrText>
-      </w:r>
-      <w:r>
-        <w:fldChar w:fldCharType="separate"/>
-      </w:r>
-      <w:r>
-        <w:rPr>
-          <w:noProof/>
-        </w:rPr>
-        <w:t>1</w:t>
-      </w:r>
-      <w:r>
-        <w:rPr>
-          <w:noProof/>
-        </w:rPr>
-        <w:fldChar w:fldCharType="end"/>
-      </w:r>
+      <w:fldSimple w:instr=" SEQ Hình_5. \* ARABIC ">
+        <w:r>
+          <w:rPr>
+            <w:noProof/>
+          </w:rPr>
+          <w:t>1</w:t>
+        </w:r>
+      </w:fldSimple>
       <w:r>
         <w:rPr>
           <w:lang w:val="vi-VN"/>
@@ -37632,27 +37410,14 @@
       <w:r>
         <w:t>.</w:t>
       </w:r>
-      <w:r>
-        <w:fldChar w:fldCharType="begin"/>
-      </w:r>
-      <w:r>
-        <w:instrText xml:space="preserve"> SEQ Hình_6. \* ARABIC </w:instrText>
-      </w:r>
-      <w:r>
-        <w:fldChar w:fldCharType="separate"/>
-      </w:r>
-      <w:r>
-        <w:rPr>
-          <w:noProof/>
-        </w:rPr>
-        <w:t>1</w:t>
-      </w:r>
-      <w:r>
-        <w:rPr>
-          <w:noProof/>
-        </w:rPr>
-        <w:fldChar w:fldCharType="end"/>
-      </w:r>
+      <w:fldSimple w:instr=" SEQ Hình_6. \* ARABIC ">
+        <w:r>
+          <w:rPr>
+            <w:noProof/>
+          </w:rPr>
+          <w:t>1</w:t>
+        </w:r>
+      </w:fldSimple>
       <w:r>
         <w:rPr>
           <w:lang w:val="vi-VN"/>
@@ -37726,27 +37491,14 @@
       <w:r>
         <w:t>.</w:t>
       </w:r>
-      <w:r>
-        <w:fldChar w:fldCharType="begin"/>
-      </w:r>
-      <w:r>
-        <w:instrText xml:space="preserve"> SEQ Hình_6. \* ARABIC </w:instrText>
-      </w:r>
-      <w:r>
-        <w:fldChar w:fldCharType="separate"/>
-      </w:r>
-      <w:r>
-        <w:rPr>
-          <w:noProof/>
-        </w:rPr>
-        <w:t>2</w:t>
-      </w:r>
-      <w:r>
-        <w:rPr>
-          <w:noProof/>
-        </w:rPr>
-        <w:fldChar w:fldCharType="end"/>
-      </w:r>
+      <w:fldSimple w:instr=" SEQ Hình_6. \* ARABIC ">
+        <w:r>
+          <w:rPr>
+            <w:noProof/>
+          </w:rPr>
+          <w:t>2</w:t>
+        </w:r>
+      </w:fldSimple>
       <w:r>
         <w:rPr>
           <w:lang w:val="vi-VN"/>
@@ -37851,27 +37603,14 @@
       <w:r>
         <w:t>.</w:t>
       </w:r>
-      <w:r>
-        <w:fldChar w:fldCharType="begin"/>
-      </w:r>
-      <w:r>
-        <w:instrText xml:space="preserve"> SEQ Hình_6. \* ARABIC </w:instrText>
-      </w:r>
-      <w:r>
-        <w:fldChar w:fldCharType="separate"/>
-      </w:r>
-      <w:r>
-        <w:rPr>
-          <w:noProof/>
-        </w:rPr>
-        <w:t>3</w:t>
-      </w:r>
-      <w:r>
-        <w:rPr>
-          <w:noProof/>
-        </w:rPr>
-        <w:fldChar w:fldCharType="end"/>
-      </w:r>
+      <w:fldSimple w:instr=" SEQ Hình_6. \* ARABIC ">
+        <w:r>
+          <w:rPr>
+            <w:noProof/>
+          </w:rPr>
+          <w:t>3</w:t>
+        </w:r>
+      </w:fldSimple>
       <w:r>
         <w:rPr>
           <w:lang w:val="vi-VN"/>
@@ -37976,27 +37715,14 @@
       <w:r>
         <w:t>.</w:t>
       </w:r>
-      <w:r>
-        <w:fldChar w:fldCharType="begin"/>
-      </w:r>
-      <w:r>
-        <w:instrText xml:space="preserve"> SEQ Hình_6. \* ARABIC </w:instrText>
-      </w:r>
-      <w:r>
-        <w:fldChar w:fldCharType="separate"/>
-      </w:r>
-      <w:r>
-        <w:rPr>
-          <w:noProof/>
-        </w:rPr>
-        <w:t>4</w:t>
-      </w:r>
-      <w:r>
-        <w:rPr>
-          <w:noProof/>
-        </w:rPr>
-        <w:fldChar w:fldCharType="end"/>
-      </w:r>
+      <w:fldSimple w:instr=" SEQ Hình_6. \* ARABIC ">
+        <w:r>
+          <w:rPr>
+            <w:noProof/>
+          </w:rPr>
+          <w:t>4</w:t>
+        </w:r>
+      </w:fldSimple>
       <w:r>
         <w:rPr>
           <w:lang w:val="vi-VN"/>
@@ -38117,27 +37843,14 @@
       <w:r>
         <w:t>.</w:t>
       </w:r>
-      <w:r>
-        <w:fldChar w:fldCharType="begin"/>
-      </w:r>
-      <w:r>
-        <w:instrText xml:space="preserve"> SEQ Hình_6. \* ARABIC </w:instrText>
-      </w:r>
-      <w:r>
-        <w:fldChar w:fldCharType="separate"/>
-      </w:r>
-      <w:r>
-        <w:rPr>
-          <w:noProof/>
-        </w:rPr>
-        <w:t>5</w:t>
-      </w:r>
-      <w:r>
-        <w:rPr>
-          <w:noProof/>
-        </w:rPr>
-        <w:fldChar w:fldCharType="end"/>
-      </w:r>
+      <w:fldSimple w:instr=" SEQ Hình_6. \* ARABIC ">
+        <w:r>
+          <w:rPr>
+            <w:noProof/>
+          </w:rPr>
+          <w:t>5</w:t>
+        </w:r>
+      </w:fldSimple>
       <w:r>
         <w:rPr>
           <w:lang w:val="vi-VN"/>
@@ -38265,27 +37978,14 @@
       <w:r>
         <w:t>.</w:t>
       </w:r>
-      <w:r>
-        <w:fldChar w:fldCharType="begin"/>
-      </w:r>
-      <w:r>
-        <w:instrText xml:space="preserve"> SEQ Hình_6. \* ARABIC </w:instrText>
-      </w:r>
-      <w:r>
-        <w:fldChar w:fldCharType="separate"/>
-      </w:r>
-      <w:r>
-        <w:rPr>
-          <w:noProof/>
-        </w:rPr>
-        <w:t>6</w:t>
-      </w:r>
-      <w:r>
-        <w:rPr>
-          <w:noProof/>
-        </w:rPr>
-        <w:fldChar w:fldCharType="end"/>
-      </w:r>
+      <w:fldSimple w:instr=" SEQ Hình_6. \* ARABIC ">
+        <w:r>
+          <w:rPr>
+            <w:noProof/>
+          </w:rPr>
+          <w:t>6</w:t>
+        </w:r>
+      </w:fldSimple>
       <w:r>
         <w:rPr>
           <w:lang w:val="vi-VN"/>
@@ -38394,27 +38094,14 @@
       <w:r>
         <w:t>.</w:t>
       </w:r>
-      <w:r>
-        <w:fldChar w:fldCharType="begin"/>
-      </w:r>
-      <w:r>
-        <w:instrText xml:space="preserve"> SEQ Hình_6. \* ARABIC </w:instrText>
-      </w:r>
-      <w:r>
-        <w:fldChar w:fldCharType="separate"/>
-      </w:r>
-      <w:r>
-        <w:rPr>
-          <w:noProof/>
-        </w:rPr>
-        <w:t>7</w:t>
-      </w:r>
-      <w:r>
-        <w:rPr>
-          <w:noProof/>
-        </w:rPr>
-        <w:fldChar w:fldCharType="end"/>
-      </w:r>
+      <w:fldSimple w:instr=" SEQ Hình_6. \* ARABIC ">
+        <w:r>
+          <w:rPr>
+            <w:noProof/>
+          </w:rPr>
+          <w:t>7</w:t>
+        </w:r>
+      </w:fldSimple>
       <w:r>
         <w:rPr>
           <w:lang w:val="vi-VN"/>
@@ -38517,27 +38204,14 @@
       <w:r>
         <w:t>.</w:t>
       </w:r>
-      <w:r>
-        <w:fldChar w:fldCharType="begin"/>
-      </w:r>
-      <w:r>
-        <w:instrText xml:space="preserve"> SEQ Hình_6. \* ARABIC </w:instrText>
-      </w:r>
-      <w:r>
-        <w:fldChar w:fldCharType="separate"/>
-      </w:r>
-      <w:r>
-        <w:rPr>
-          <w:noProof/>
-        </w:rPr>
-        <w:t>8</w:t>
-      </w:r>
-      <w:r>
-        <w:rPr>
-          <w:noProof/>
-        </w:rPr>
-        <w:fldChar w:fldCharType="end"/>
-      </w:r>
+      <w:fldSimple w:instr=" SEQ Hình_6. \* ARABIC ">
+        <w:r>
+          <w:rPr>
+            <w:noProof/>
+          </w:rPr>
+          <w:t>8</w:t>
+        </w:r>
+      </w:fldSimple>
       <w:r>
         <w:rPr>
           <w:lang w:val="vi-VN"/>
@@ -38633,27 +38307,14 @@
       <w:r>
         <w:t>.</w:t>
       </w:r>
-      <w:r>
-        <w:fldChar w:fldCharType="begin"/>
-      </w:r>
-      <w:r>
-        <w:instrText xml:space="preserve"> SEQ Hình_6. \* ARABIC </w:instrText>
-      </w:r>
-      <w:r>
-        <w:fldChar w:fldCharType="separate"/>
-      </w:r>
-      <w:r>
-        <w:rPr>
-          <w:noProof/>
-        </w:rPr>
-        <w:t>9</w:t>
-      </w:r>
-      <w:r>
-        <w:rPr>
-          <w:noProof/>
-        </w:rPr>
-        <w:fldChar w:fldCharType="end"/>
-      </w:r>
+      <w:fldSimple w:instr=" SEQ Hình_6. \* ARABIC ">
+        <w:r>
+          <w:rPr>
+            <w:noProof/>
+          </w:rPr>
+          <w:t>9</w:t>
+        </w:r>
+      </w:fldSimple>
       <w:r>
         <w:rPr>
           <w:lang w:val="vi-VN"/>
@@ -38781,27 +38442,14 @@
       <w:r>
         <w:t>.</w:t>
       </w:r>
-      <w:r>
-        <w:fldChar w:fldCharType="begin"/>
-      </w:r>
-      <w:r>
-        <w:instrText xml:space="preserve"> SEQ Hình_6. \* ARABIC </w:instrText>
-      </w:r>
-      <w:r>
-        <w:fldChar w:fldCharType="separate"/>
-      </w:r>
-      <w:r>
-        <w:rPr>
-          <w:noProof/>
-        </w:rPr>
-        <w:t>10</w:t>
-      </w:r>
-      <w:r>
-        <w:rPr>
-          <w:noProof/>
-        </w:rPr>
-        <w:fldChar w:fldCharType="end"/>
-      </w:r>
+      <w:fldSimple w:instr=" SEQ Hình_6. \* ARABIC ">
+        <w:r>
+          <w:rPr>
+            <w:noProof/>
+          </w:rPr>
+          <w:t>10</w:t>
+        </w:r>
+      </w:fldSimple>
       <w:r>
         <w:rPr>
           <w:lang w:val="vi-VN"/>
@@ -38880,27 +38528,14 @@
       <w:r>
         <w:t>.</w:t>
       </w:r>
-      <w:r>
-        <w:fldChar w:fldCharType="begin"/>
-      </w:r>
-      <w:r>
-        <w:instrText xml:space="preserve"> SEQ Hình_6. \* ARABIC </w:instrText>
-      </w:r>
-      <w:r>
-        <w:fldChar w:fldCharType="separate"/>
-      </w:r>
-      <w:r>
-        <w:rPr>
-          <w:noProof/>
-        </w:rPr>
-        <w:t>11</w:t>
-      </w:r>
-      <w:r>
-        <w:rPr>
-          <w:noProof/>
-        </w:rPr>
-        <w:fldChar w:fldCharType="end"/>
-      </w:r>
+      <w:fldSimple w:instr=" SEQ Hình_6. \* ARABIC ">
+        <w:r>
+          <w:rPr>
+            <w:noProof/>
+          </w:rPr>
+          <w:t>11</w:t>
+        </w:r>
+      </w:fldSimple>
       <w:r>
         <w:rPr>
           <w:lang w:val="vi-VN"/>
@@ -38976,27 +38611,14 @@
       <w:r>
         <w:t>.</w:t>
       </w:r>
-      <w:r>
-        <w:fldChar w:fldCharType="begin"/>
-      </w:r>
-      <w:r>
-        <w:instrText xml:space="preserve"> SEQ Hình_6. \* ARABIC </w:instrText>
-      </w:r>
-      <w:r>
-        <w:fldChar w:fldCharType="separate"/>
-      </w:r>
-      <w:r>
-        <w:rPr>
-          <w:noProof/>
-        </w:rPr>
-        <w:t>12</w:t>
-      </w:r>
-      <w:r>
-        <w:rPr>
-          <w:noProof/>
-        </w:rPr>
-        <w:fldChar w:fldCharType="end"/>
-      </w:r>
+      <w:fldSimple w:instr=" SEQ Hình_6. \* ARABIC ">
+        <w:r>
+          <w:rPr>
+            <w:noProof/>
+          </w:rPr>
+          <w:t>12</w:t>
+        </w:r>
+      </w:fldSimple>
       <w:r>
         <w:rPr>
           <w:lang w:val="vi-VN"/>
@@ -39076,27 +38698,14 @@
       <w:r>
         <w:t>.</w:t>
       </w:r>
-      <w:r>
-        <w:fldChar w:fldCharType="begin"/>
-      </w:r>
-      <w:r>
-        <w:instrText xml:space="preserve"> SEQ Hình_6. \* ARABIC </w:instrText>
-      </w:r>
-      <w:r>
-        <w:fldChar w:fldCharType="separate"/>
-      </w:r>
-      <w:r>
-        <w:rPr>
-          <w:noProof/>
-        </w:rPr>
-        <w:t>13</w:t>
-      </w:r>
-      <w:r>
-        <w:rPr>
-          <w:noProof/>
-        </w:rPr>
-        <w:fldChar w:fldCharType="end"/>
-      </w:r>
+      <w:fldSimple w:instr=" SEQ Hình_6. \* ARABIC ">
+        <w:r>
+          <w:rPr>
+            <w:noProof/>
+          </w:rPr>
+          <w:t>13</w:t>
+        </w:r>
+      </w:fldSimple>
       <w:r>
         <w:rPr>
           <w:lang w:val="vi-VN"/>
@@ -39433,32 +39042,22 @@
       <w:pPr>
         <w:pStyle w:val="Caption"/>
       </w:pPr>
-      <w:bookmarkStart w:id="178" w:name="_Toc225015307"/>
-      <w:bookmarkStart w:id="179" w:name="_Toc225018707"/>
-      <w:bookmarkStart w:id="180" w:name="_Toc225019347"/>
-      <w:bookmarkStart w:id="181" w:name="_Toc226069644"/>
-      <w:bookmarkStart w:id="182" w:name="_Toc226069781"/>
+      <w:bookmarkStart w:id="178" w:name="_Toc226069644"/>
+      <w:bookmarkStart w:id="179" w:name="_Toc226069781"/>
+      <w:bookmarkStart w:id="180" w:name="_Toc225015307"/>
+      <w:bookmarkStart w:id="181" w:name="_Toc225018707"/>
+      <w:bookmarkStart w:id="182" w:name="_Toc225019347"/>
       <w:r>
         <w:t>Bảng 7.</w:t>
       </w:r>
-      <w:r>
-        <w:fldChar w:fldCharType="begin"/>
-      </w:r>
-      <w:r>
-        <w:instrText xml:space="preserve"> SEQ Bảng_7. \* ARABIC </w:instrText>
-      </w:r>
-      <w:r>
-        <w:fldChar w:fldCharType="separate"/>
-      </w:r>
-      <w:r>
-        <w:rPr>
-          <w:noProof/>
-        </w:rPr>
-        <w:t>1</w:t>
-      </w:r>
-      <w:r>
-        <w:fldChar w:fldCharType="end"/>
-      </w:r>
+      <w:fldSimple w:instr=" SEQ Bảng_7. \* ARABIC ">
+        <w:r>
+          <w:rPr>
+            <w:noProof/>
+          </w:rPr>
+          <w:t>1</w:t>
+        </w:r>
+      </w:fldSimple>
       <w:r>
         <w:rPr>
           <w:lang w:val="vi-VN"/>
@@ -39471,12 +39070,12 @@
         </w:rPr>
         <w:t>Bảng cấu hình phần cứng</w:t>
       </w:r>
-      <w:bookmarkEnd w:id="181"/>
-      <w:bookmarkEnd w:id="182"/>
-    </w:p>
-    <w:bookmarkEnd w:id="178"/>
-    <w:bookmarkEnd w:id="179"/>
+      <w:bookmarkEnd w:id="178"/>
+      <w:bookmarkEnd w:id="179"/>
+    </w:p>
     <w:bookmarkEnd w:id="180"/>
+    <w:bookmarkEnd w:id="181"/>
+    <w:bookmarkEnd w:id="182"/>
     <w:p>
       <w:pPr>
         <w:pStyle w:val="Heading3"/>
@@ -40525,31 +40124,21 @@
       <w:pPr>
         <w:pStyle w:val="Caption"/>
       </w:pPr>
-      <w:bookmarkStart w:id="187" w:name="_Toc225018708"/>
-      <w:bookmarkStart w:id="188" w:name="_Toc225019348"/>
-      <w:bookmarkStart w:id="189" w:name="_Toc226069645"/>
-      <w:bookmarkStart w:id="190" w:name="_Toc226069782"/>
+      <w:bookmarkStart w:id="187" w:name="_Toc226069645"/>
+      <w:bookmarkStart w:id="188" w:name="_Toc226069782"/>
+      <w:bookmarkStart w:id="189" w:name="_Toc225018708"/>
+      <w:bookmarkStart w:id="190" w:name="_Toc225019348"/>
       <w:r>
         <w:t>Bảng 7.</w:t>
       </w:r>
-      <w:r>
-        <w:fldChar w:fldCharType="begin"/>
-      </w:r>
-      <w:r>
-        <w:instrText xml:space="preserve"> SEQ Bảng_7. \* ARABIC </w:instrText>
-      </w:r>
-      <w:r>
-        <w:fldChar w:fldCharType="separate"/>
-      </w:r>
-      <w:r>
-        <w:rPr>
-          <w:noProof/>
-        </w:rPr>
-        <w:t>2</w:t>
-      </w:r>
-      <w:r>
-        <w:fldChar w:fldCharType="end"/>
-      </w:r>
+      <w:fldSimple w:instr=" SEQ Bảng_7. \* ARABIC ">
+        <w:r>
+          <w:rPr>
+            <w:noProof/>
+          </w:rPr>
+          <w:t>2</w:t>
+        </w:r>
+      </w:fldSimple>
       <w:r>
         <w:rPr>
           <w:lang w:val="vi-VN"/>
@@ -40562,11 +40151,11 @@
         </w:rPr>
         <w:t>Bảng tốc độ phản hồi</w:t>
       </w:r>
-      <w:bookmarkEnd w:id="189"/>
-      <w:bookmarkEnd w:id="190"/>
-    </w:p>
-    <w:bookmarkEnd w:id="187"/>
-    <w:bookmarkEnd w:id="188"/>
+      <w:bookmarkEnd w:id="187"/>
+      <w:bookmarkEnd w:id="188"/>
+    </w:p>
+    <w:bookmarkEnd w:id="189"/>
+    <w:bookmarkEnd w:id="190"/>
     <w:p>
       <w:pPr>
         <w:jc w:val="both"/>
@@ -41080,24 +40669,14 @@
       <w:r>
         <w:t>Bảng 7.</w:t>
       </w:r>
-      <w:r>
-        <w:fldChar w:fldCharType="begin"/>
-      </w:r>
-      <w:r>
-        <w:instrText xml:space="preserve"> SEQ Bảng_7. \* ARABIC </w:instrText>
-      </w:r>
-      <w:r>
-        <w:fldChar w:fldCharType="separate"/>
-      </w:r>
-      <w:r>
-        <w:rPr>
-          <w:noProof/>
-        </w:rPr>
-        <w:t>3</w:t>
-      </w:r>
-      <w:r>
-        <w:fldChar w:fldCharType="end"/>
-      </w:r>
+      <w:fldSimple w:instr=" SEQ Bảng_7. \* ARABIC ">
+        <w:r>
+          <w:rPr>
+            <w:noProof/>
+          </w:rPr>
+          <w:t>3</w:t>
+        </w:r>
+      </w:fldSimple>
       <w:r>
         <w:rPr>
           <w:lang w:val="vi-VN"/>
@@ -41625,24 +41204,14 @@
       <w:r>
         <w:t>Bảng 7.</w:t>
       </w:r>
-      <w:r>
-        <w:fldChar w:fldCharType="begin"/>
-      </w:r>
-      <w:r>
-        <w:instrText xml:space="preserve"> SEQ Bảng_7. \* ARABIC </w:instrText>
-      </w:r>
-      <w:r>
-        <w:fldChar w:fldCharType="separate"/>
-      </w:r>
-      <w:r>
-        <w:rPr>
-          <w:noProof/>
-        </w:rPr>
-        <w:t>4</w:t>
-      </w:r>
-      <w:r>
-        <w:fldChar w:fldCharType="end"/>
-      </w:r>
+      <w:fldSimple w:instr=" SEQ Bảng_7. \* ARABIC ">
+        <w:r>
+          <w:rPr>
+            <w:noProof/>
+          </w:rPr>
+          <w:t>4</w:t>
+        </w:r>
+      </w:fldSimple>
       <w:r>
         <w:rPr>
           <w:lang w:val="vi-VN"/>
@@ -41940,6 +41509,9 @@
       </w:r>
       <w:bookmarkStart w:id="200" w:name="_Toc226070668"/>
       <w:r>
+        <w:rPr>
+          <w:lang w:val="vi-VN"/>
+        </w:rPr>
         <w:t>7.4.1 Thiết lập Benchmark</w:t>
       </w:r>
       <w:bookmarkEnd w:id="200"/>
@@ -42271,24 +41843,14 @@
       <w:r>
         <w:t>Bảng 7.</w:t>
       </w:r>
-      <w:r>
-        <w:fldChar w:fldCharType="begin"/>
-      </w:r>
-      <w:r>
-        <w:instrText xml:space="preserve"> SEQ Bảng_7. \* ARABIC </w:instrText>
-      </w:r>
-      <w:r>
-        <w:fldChar w:fldCharType="separate"/>
-      </w:r>
-      <w:r>
-        <w:rPr>
-          <w:noProof/>
-        </w:rPr>
-        <w:t>5</w:t>
-      </w:r>
-      <w:r>
-        <w:fldChar w:fldCharType="end"/>
-      </w:r>
+      <w:fldSimple w:instr=" SEQ Bảng_7. \* ARABIC ">
+        <w:r>
+          <w:rPr>
+            <w:noProof/>
+          </w:rPr>
+          <w:t>5</w:t>
+        </w:r>
+      </w:fldSimple>
       <w:r>
         <w:rPr>
           <w:lang w:val="vi-VN"/>
@@ -43063,24 +42625,14 @@
       <w:r>
         <w:t>Bảng 7.</w:t>
       </w:r>
-      <w:r>
-        <w:fldChar w:fldCharType="begin"/>
-      </w:r>
-      <w:r>
-        <w:instrText xml:space="preserve"> SEQ Bảng_7. \* ARABIC </w:instrText>
-      </w:r>
-      <w:r>
-        <w:fldChar w:fldCharType="separate"/>
-      </w:r>
-      <w:r>
-        <w:rPr>
-          <w:noProof/>
-        </w:rPr>
-        <w:t>6</w:t>
-      </w:r>
-      <w:r>
-        <w:fldChar w:fldCharType="end"/>
-      </w:r>
+      <w:fldSimple w:instr=" SEQ Bảng_7. \* ARABIC ">
+        <w:r>
+          <w:rPr>
+            <w:noProof/>
+          </w:rPr>
+          <w:t>6</w:t>
+        </w:r>
+      </w:fldSimple>
       <w:r>
         <w:rPr>
           <w:lang w:val="vi-VN"/>
@@ -43578,24 +43130,14 @@
       <w:r>
         <w:t>Bảng 7.</w:t>
       </w:r>
-      <w:r>
-        <w:fldChar w:fldCharType="begin"/>
-      </w:r>
-      <w:r>
-        <w:instrText xml:space="preserve"> SEQ Bảng_7. \* ARABIC </w:instrText>
-      </w:r>
-      <w:r>
-        <w:fldChar w:fldCharType="separate"/>
-      </w:r>
-      <w:r>
-        <w:rPr>
-          <w:noProof/>
-        </w:rPr>
-        <w:t>7</w:t>
-      </w:r>
-      <w:r>
-        <w:fldChar w:fldCharType="end"/>
-      </w:r>
+      <w:fldSimple w:instr=" SEQ Bảng_7. \* ARABIC ">
+        <w:r>
+          <w:rPr>
+            <w:noProof/>
+          </w:rPr>
+          <w:t>7</w:t>
+        </w:r>
+      </w:fldSimple>
       <w:r>
         <w:rPr>
           <w:lang w:val="vi-VN"/>
@@ -43809,24 +43351,14 @@
       <w:r>
         <w:t>Bảng 7.</w:t>
       </w:r>
-      <w:r>
-        <w:fldChar w:fldCharType="begin"/>
-      </w:r>
-      <w:r>
-        <w:instrText xml:space="preserve"> SEQ Bảng_7. \* ARABIC </w:instrText>
-      </w:r>
-      <w:r>
-        <w:fldChar w:fldCharType="separate"/>
-      </w:r>
-      <w:r>
-        <w:rPr>
-          <w:noProof/>
-        </w:rPr>
-        <w:t>8</w:t>
-      </w:r>
-      <w:r>
-        <w:fldChar w:fldCharType="end"/>
-      </w:r>
+      <w:fldSimple w:instr=" SEQ Bảng_7. \* ARABIC ">
+        <w:r>
+          <w:rPr>
+            <w:noProof/>
+          </w:rPr>
+          <w:t>8</w:t>
+        </w:r>
+      </w:fldSimple>
       <w:r>
         <w:rPr>
           <w:lang w:val="vi-VN"/>
@@ -43913,24 +43445,14 @@
       <w:r>
         <w:t>Hình 7.</w:t>
       </w:r>
-      <w:r>
-        <w:fldChar w:fldCharType="begin"/>
-      </w:r>
-      <w:r>
-        <w:instrText xml:space="preserve"> SEQ Hình_7. \* ARABIC </w:instrText>
-      </w:r>
-      <w:r>
-        <w:fldChar w:fldCharType="separate"/>
-      </w:r>
-      <w:r>
-        <w:rPr>
-          <w:noProof/>
-        </w:rPr>
-        <w:t>1</w:t>
-      </w:r>
-      <w:r>
-        <w:fldChar w:fldCharType="end"/>
-      </w:r>
+      <w:fldSimple w:instr=" SEQ Hình_7. \* ARABIC ">
+        <w:r>
+          <w:rPr>
+            <w:noProof/>
+          </w:rPr>
+          <w:t>1</w:t>
+        </w:r>
+      </w:fldSimple>
       <w:r>
         <w:rPr>
           <w:lang w:val="vi-VN"/>
@@ -44338,24 +43860,14 @@
       <w:r>
         <w:t>Bảng 7.</w:t>
       </w:r>
-      <w:r>
-        <w:fldChar w:fldCharType="begin"/>
-      </w:r>
-      <w:r>
-        <w:instrText xml:space="preserve"> SEQ Bảng_7. \* ARABIC </w:instrText>
-      </w:r>
-      <w:r>
-        <w:fldChar w:fldCharType="separate"/>
-      </w:r>
-      <w:r>
-        <w:rPr>
-          <w:noProof/>
-        </w:rPr>
-        <w:t>9</w:t>
-      </w:r>
-      <w:r>
-        <w:fldChar w:fldCharType="end"/>
-      </w:r>
+      <w:fldSimple w:instr=" SEQ Bảng_7. \* ARABIC ">
+        <w:r>
+          <w:rPr>
+            <w:noProof/>
+          </w:rPr>
+          <w:t>9</w:t>
+        </w:r>
+      </w:fldSimple>
       <w:r>
         <w:rPr>
           <w:lang w:val="vi-VN"/>
@@ -44367,6 +43879,9 @@
     <w:p>
       <w:pPr>
         <w:jc w:val="both"/>
+        <w:rPr>
+          <w:lang w:val="vi-VN"/>
+        </w:rPr>
       </w:pPr>
       <w:r>
         <w:rPr>
@@ -44405,6 +43920,9 @@
         <w:t xml:space="preserve"> là bằng chứng mạnh mẽ cho thấy kiến trúc 3 pha EDC (Extract – Define – Canonicalize) hoạt động hiệu quả trên bài toán Trích xuất Tri thức từ văn bản phi cấu trúc. </w:t>
       </w:r>
       <w:r>
+        <w:rPr>
+          <w:lang w:val="vi-VN"/>
+        </w:rPr>
         <w:t>Vấn đề Spurious (trích xuất thừa) chiếm tỷ lệ lớn nhất trong lỗi, một phần vì Llama 3.3 có xu hướng cẩn thận sinh ra nhiều Triple hơn cần thiết — đây là hành vi chấp nhận được và có thể kiểm soát bằng cách điều chỉnh ngưỡng Cosine Similarity hoặc thêm constraint vào few-shot prompt.</w:t>
       </w:r>
     </w:p>
@@ -60814,6 +60332,7 @@
   <w:style w:type="character" w:default="1" w:styleId="DefaultParagraphFont">
     <w:name w:val="Default Paragraph Font"/>
     <w:uiPriority w:val="1"/>
+    <w:semiHidden/>
     <w:unhideWhenUsed/>
   </w:style>
   <w:style w:type="table" w:default="1" w:styleId="TableNormal">
